--- a/CSHSE/server/src/assets/reader-report-templates/masters.docx
+++ b/CSHSE/server/src/assets/reader-report-templates/masters.docx
@@ -181,15 +181,32 @@
         <w:tab/>
         <w:tab/>
         <w:t xml:space="preserve"> Program Director’s/Coordinator’s Name</w:t>
-        <w:tab/>
-        <w:tab/>
-        <w:t xml:space="preserve"> Reader’s Name and Credential: </w:t>
-        <w:tab/>
-        <w:t xml:space="preserve">Date: </w:t>
-        <w:tab/>
-        <w:tab/>
-        <w:tab/>
-        <w:tab/>
+      </w:r>
+    </w:p>
+    <w:p>
+      <w:pPr>
+        <w:tabs>
+          <w:tab w:val="left" w:pos="8436"/>
+          <w:tab w:val="left" w:pos="11967"/>
+          <w:tab w:val="left" w:pos="12044"/>
+          <w:tab w:val="left" w:pos="12077"/>
+          <w:tab w:val="left" w:pos="12200"/>
+        </w:tabs>
+        <w:spacing w:before="91" w:line="364" w:lineRule="auto"/>
+        <w:ind w:left="120" w:right="2657"/>
+        <w:rPr>
+          <w:b/>
+          <w:sz w:val="20"/>
+        </w:rPr>
+      </w:pPr>
+      <w:proofErr w:type="gramStart"/>
+      <w:proofErr w:type="gramEnd"/>
+      <w:r>
+        <w:rPr>
+          <w:b/>
+          <w:sz w:val="20"/>
+        </w:rPr>
+        <w:t>Reader’s Name and Credential: {{reader_name}}     Date: {{report_date}}</w:t>
       </w:r>
     </w:p>
     <w:p>
@@ -7245,6 +7262,12 @@
             <w:pPr>
               <w:pStyle w:val="TableParagraph"/>
             </w:pPr>
+            <w:r>
+              <w:rPr>
+                <w:sz w:val="22"/>
+              </w:rPr>
+              <w:t>{{c_1_a}}</w:t>
+            </w:r>
           </w:p>
         </w:tc>
         <w:tc>
@@ -7265,6 +7288,12 @@
             <w:pPr>
               <w:pStyle w:val="TableParagraph"/>
             </w:pPr>
+            <w:r>
+              <w:rPr>
+                <w:sz w:val="22"/>
+              </w:rPr>
+              <w:t>{{n_1_a}}</w:t>
+            </w:r>
           </w:p>
         </w:tc>
         <w:tc>
@@ -7275,6 +7304,12 @@
             <w:pPr>
               <w:pStyle w:val="TableParagraph"/>
             </w:pPr>
+            <w:r>
+              <w:rPr>
+                <w:sz w:val="16"/>
+              </w:rPr>
+              <w:t>{{cm_1_a}}</w:t>
+            </w:r>
           </w:p>
         </w:tc>
       </w:tr>
@@ -7528,6 +7563,12 @@
                 <w:sz w:val="20"/>
               </w:rPr>
             </w:pPr>
+            <w:r>
+              <w:rPr>
+                <w:sz w:val="22"/>
+              </w:rPr>
+              <w:t>{{c_1_b}}</w:t>
+            </w:r>
           </w:p>
         </w:tc>
         <w:tc>
@@ -7554,6 +7595,12 @@
                 <w:sz w:val="20"/>
               </w:rPr>
             </w:pPr>
+            <w:r>
+              <w:rPr>
+                <w:sz w:val="22"/>
+              </w:rPr>
+              <w:t>{{n_1_b}}</w:t>
+            </w:r>
           </w:p>
         </w:tc>
         <w:tc>
@@ -7568,6 +7615,12 @@
                 <w:sz w:val="20"/>
               </w:rPr>
             </w:pPr>
+            <w:r>
+              <w:rPr>
+                <w:sz w:val="16"/>
+              </w:rPr>
+              <w:t>{{cm_1_b}}</w:t>
+            </w:r>
           </w:p>
         </w:tc>
       </w:tr>
@@ -7665,6 +7718,12 @@
                 <w:sz w:val="20"/>
               </w:rPr>
             </w:pPr>
+            <w:r>
+              <w:rPr>
+                <w:sz w:val="22"/>
+              </w:rPr>
+              <w:t>{{c_1_c}}</w:t>
+            </w:r>
           </w:p>
         </w:tc>
         <w:tc>
@@ -7691,6 +7750,12 @@
                 <w:sz w:val="20"/>
               </w:rPr>
             </w:pPr>
+            <w:r>
+              <w:rPr>
+                <w:sz w:val="22"/>
+              </w:rPr>
+              <w:t>{{n_1_c}}</w:t>
+            </w:r>
           </w:p>
         </w:tc>
         <w:tc>
@@ -7705,6 +7770,12 @@
                 <w:sz w:val="20"/>
               </w:rPr>
             </w:pPr>
+            <w:r>
+              <w:rPr>
+                <w:sz w:val="16"/>
+              </w:rPr>
+              <w:t>{{cm_1_c}}</w:t>
+            </w:r>
           </w:p>
         </w:tc>
       </w:tr>
@@ -7804,6 +7875,12 @@
                 <w:sz w:val="20"/>
               </w:rPr>
             </w:pPr>
+            <w:r>
+              <w:rPr>
+                <w:sz w:val="22"/>
+              </w:rPr>
+              <w:t>{{c_1_d}}</w:t>
+            </w:r>
           </w:p>
         </w:tc>
         <w:tc>
@@ -7830,6 +7907,12 @@
                 <w:sz w:val="20"/>
               </w:rPr>
             </w:pPr>
+            <w:r>
+              <w:rPr>
+                <w:sz w:val="22"/>
+              </w:rPr>
+              <w:t>{{n_1_d}}</w:t>
+            </w:r>
           </w:p>
         </w:tc>
         <w:tc>
@@ -7844,6 +7927,12 @@
                 <w:sz w:val="20"/>
               </w:rPr>
             </w:pPr>
+            <w:r>
+              <w:rPr>
+                <w:sz w:val="16"/>
+              </w:rPr>
+              <w:t>{{cm_1_d}}</w:t>
+            </w:r>
           </w:p>
         </w:tc>
       </w:tr>
@@ -7973,6 +8062,12 @@
                 <w:sz w:val="20"/>
               </w:rPr>
             </w:pPr>
+            <w:r>
+              <w:rPr>
+                <w:sz w:val="22"/>
+              </w:rPr>
+              <w:t>{{c_1_e}}</w:t>
+            </w:r>
           </w:p>
         </w:tc>
         <w:tc>
@@ -7999,6 +8094,12 @@
                 <w:sz w:val="20"/>
               </w:rPr>
             </w:pPr>
+            <w:r>
+              <w:rPr>
+                <w:sz w:val="22"/>
+              </w:rPr>
+              <w:t>{{n_1_e}}</w:t>
+            </w:r>
           </w:p>
         </w:tc>
         <w:tc>
@@ -8013,6 +8114,12 @@
                 <w:sz w:val="20"/>
               </w:rPr>
             </w:pPr>
+            <w:r>
+              <w:rPr>
+                <w:sz w:val="16"/>
+              </w:rPr>
+              <w:t>{{cm_1_e}}</w:t>
+            </w:r>
           </w:p>
         </w:tc>
       </w:tr>
@@ -8110,6 +8217,12 @@
                 <w:sz w:val="20"/>
               </w:rPr>
             </w:pPr>
+            <w:r>
+              <w:rPr>
+                <w:sz w:val="22"/>
+              </w:rPr>
+              <w:t>{{c_1_f}}</w:t>
+            </w:r>
           </w:p>
         </w:tc>
         <w:tc>
@@ -8136,6 +8249,12 @@
                 <w:sz w:val="20"/>
               </w:rPr>
             </w:pPr>
+            <w:r>
+              <w:rPr>
+                <w:sz w:val="22"/>
+              </w:rPr>
+              <w:t>{{n_1_f}}</w:t>
+            </w:r>
           </w:p>
         </w:tc>
         <w:tc>
@@ -8150,6 +8269,12 @@
                 <w:sz w:val="20"/>
               </w:rPr>
             </w:pPr>
+            <w:r>
+              <w:rPr>
+                <w:sz w:val="16"/>
+              </w:rPr>
+              <w:t>{{cm_1_f}}</w:t>
+            </w:r>
           </w:p>
         </w:tc>
       </w:tr>
@@ -9434,6 +9559,12 @@
                 <w:sz w:val="20"/>
               </w:rPr>
             </w:pPr>
+            <w:r>
+              <w:rPr>
+                <w:sz w:val="22"/>
+              </w:rPr>
+              <w:t>{{c_2_a}}</w:t>
+            </w:r>
           </w:p>
         </w:tc>
         <w:tc>
@@ -9460,6 +9591,12 @@
                 <w:sz w:val="20"/>
               </w:rPr>
             </w:pPr>
+            <w:r>
+              <w:rPr>
+                <w:sz w:val="22"/>
+              </w:rPr>
+              <w:t>{{n_2_a}}</w:t>
+            </w:r>
           </w:p>
         </w:tc>
         <w:tc>
@@ -9473,6 +9610,12 @@
                 <w:sz w:val="20"/>
               </w:rPr>
             </w:pPr>
+            <w:r>
+              <w:rPr>
+                <w:sz w:val="16"/>
+              </w:rPr>
+              <w:t>{{cm_2_a}}</w:t>
+            </w:r>
           </w:p>
         </w:tc>
       </w:tr>
@@ -9592,6 +9735,12 @@
                 <w:sz w:val="20"/>
               </w:rPr>
             </w:pPr>
+            <w:r>
+              <w:rPr>
+                <w:sz w:val="22"/>
+              </w:rPr>
+              <w:t>{{c_2_b}}</w:t>
+            </w:r>
           </w:p>
         </w:tc>
         <w:tc>
@@ -9618,6 +9767,12 @@
                 <w:sz w:val="20"/>
               </w:rPr>
             </w:pPr>
+            <w:r>
+              <w:rPr>
+                <w:sz w:val="22"/>
+              </w:rPr>
+              <w:t>{{n_2_b}}</w:t>
+            </w:r>
           </w:p>
         </w:tc>
         <w:tc>
@@ -9631,6 +9786,12 @@
                 <w:sz w:val="20"/>
               </w:rPr>
             </w:pPr>
+            <w:r>
+              <w:rPr>
+                <w:sz w:val="16"/>
+              </w:rPr>
+              <w:t>{{cm_2_b}}</w:t>
+            </w:r>
           </w:p>
         </w:tc>
       </w:tr>
@@ -9755,6 +9916,12 @@
                 <w:sz w:val="20"/>
               </w:rPr>
             </w:pPr>
+            <w:r>
+              <w:rPr>
+                <w:sz w:val="22"/>
+              </w:rPr>
+              <w:t>{{c_2_c}}</w:t>
+            </w:r>
           </w:p>
         </w:tc>
         <w:tc>
@@ -9781,6 +9948,12 @@
                 <w:sz w:val="20"/>
               </w:rPr>
             </w:pPr>
+            <w:r>
+              <w:rPr>
+                <w:sz w:val="22"/>
+              </w:rPr>
+              <w:t>{{n_2_c}}</w:t>
+            </w:r>
           </w:p>
         </w:tc>
         <w:tc>
@@ -9794,6 +9967,12 @@
                 <w:sz w:val="20"/>
               </w:rPr>
             </w:pPr>
+            <w:r>
+              <w:rPr>
+                <w:sz w:val="16"/>
+              </w:rPr>
+              <w:t>{{cm_2_c}}</w:t>
+            </w:r>
           </w:p>
         </w:tc>
       </w:tr>
@@ -9882,6 +10061,12 @@
                 <w:sz w:val="20"/>
               </w:rPr>
             </w:pPr>
+            <w:r>
+              <w:rPr>
+                <w:sz w:val="22"/>
+              </w:rPr>
+              <w:t>{{c_2_d}}</w:t>
+            </w:r>
           </w:p>
         </w:tc>
         <w:tc>
@@ -9908,6 +10093,12 @@
                 <w:sz w:val="20"/>
               </w:rPr>
             </w:pPr>
+            <w:r>
+              <w:rPr>
+                <w:sz w:val="22"/>
+              </w:rPr>
+              <w:t>{{n_2_d}}</w:t>
+            </w:r>
           </w:p>
         </w:tc>
         <w:tc>
@@ -9921,6 +10112,12 @@
                 <w:sz w:val="20"/>
               </w:rPr>
             </w:pPr>
+            <w:r>
+              <w:rPr>
+                <w:sz w:val="16"/>
+              </w:rPr>
+              <w:t>{{cm_2_d}}</w:t>
+            </w:r>
           </w:p>
         </w:tc>
       </w:tr>
@@ -10162,6 +10359,12 @@
                 <w:sz w:val="20"/>
               </w:rPr>
             </w:pPr>
+            <w:r>
+              <w:rPr>
+                <w:sz w:val="22"/>
+              </w:rPr>
+              <w:t>{{c_2_e}}</w:t>
+            </w:r>
           </w:p>
         </w:tc>
         <w:tc>
@@ -10188,6 +10391,12 @@
                 <w:sz w:val="20"/>
               </w:rPr>
             </w:pPr>
+            <w:r>
+              <w:rPr>
+                <w:sz w:val="22"/>
+              </w:rPr>
+              <w:t>{{n_2_e}}</w:t>
+            </w:r>
           </w:p>
         </w:tc>
         <w:tc>
@@ -10201,6 +10410,12 @@
                 <w:sz w:val="20"/>
               </w:rPr>
             </w:pPr>
+            <w:r>
+              <w:rPr>
+                <w:sz w:val="16"/>
+              </w:rPr>
+              <w:t>{{cm_2_e}}</w:t>
+            </w:r>
           </w:p>
         </w:tc>
       </w:tr>
@@ -11808,6 +12023,12 @@
             <w:pPr>
               <w:pStyle w:val="TableParagraph"/>
             </w:pPr>
+            <w:r>
+              <w:rPr>
+                <w:sz w:val="22"/>
+              </w:rPr>
+              <w:t>{{c_3_a}}</w:t>
+            </w:r>
           </w:p>
         </w:tc>
         <w:tc>
@@ -11828,6 +12049,12 @@
             <w:pPr>
               <w:pStyle w:val="TableParagraph"/>
             </w:pPr>
+            <w:r>
+              <w:rPr>
+                <w:sz w:val="22"/>
+              </w:rPr>
+              <w:t>{{n_3_a}}</w:t>
+            </w:r>
           </w:p>
         </w:tc>
         <w:tc>
@@ -11838,6 +12065,12 @@
             <w:pPr>
               <w:pStyle w:val="TableParagraph"/>
             </w:pPr>
+            <w:r>
+              <w:rPr>
+                <w:sz w:val="16"/>
+              </w:rPr>
+              <w:t>{{cm_3_a}}</w:t>
+            </w:r>
           </w:p>
         </w:tc>
       </w:tr>
@@ -11885,6 +12118,12 @@
             <w:pPr>
               <w:pStyle w:val="TableParagraph"/>
             </w:pPr>
+            <w:r>
+              <w:rPr>
+                <w:sz w:val="22"/>
+              </w:rPr>
+              <w:t>{{c_3_b}}</w:t>
+            </w:r>
           </w:p>
         </w:tc>
         <w:tc>
@@ -11905,6 +12144,12 @@
             <w:pPr>
               <w:pStyle w:val="TableParagraph"/>
             </w:pPr>
+            <w:r>
+              <w:rPr>
+                <w:sz w:val="22"/>
+              </w:rPr>
+              <w:t>{{n_3_b}}</w:t>
+            </w:r>
           </w:p>
         </w:tc>
         <w:tc>
@@ -11915,6 +12160,12 @@
             <w:pPr>
               <w:pStyle w:val="TableParagraph"/>
             </w:pPr>
+            <w:r>
+              <w:rPr>
+                <w:sz w:val="16"/>
+              </w:rPr>
+              <w:t>{{cm_3_b}}</w:t>
+            </w:r>
           </w:p>
         </w:tc>
       </w:tr>
@@ -12012,6 +12263,12 @@
             <w:pPr>
               <w:pStyle w:val="TableParagraph"/>
             </w:pPr>
+            <w:r>
+              <w:rPr>
+                <w:sz w:val="22"/>
+              </w:rPr>
+              <w:t>{{c_3_c}}</w:t>
+            </w:r>
           </w:p>
         </w:tc>
         <w:tc>
@@ -12032,6 +12289,12 @@
             <w:pPr>
               <w:pStyle w:val="TableParagraph"/>
             </w:pPr>
+            <w:r>
+              <w:rPr>
+                <w:sz w:val="22"/>
+              </w:rPr>
+              <w:t>{{n_3_c}}</w:t>
+            </w:r>
           </w:p>
         </w:tc>
         <w:tc>
@@ -12042,6 +12305,12 @@
             <w:pPr>
               <w:pStyle w:val="TableParagraph"/>
             </w:pPr>
+            <w:r>
+              <w:rPr>
+                <w:sz w:val="16"/>
+              </w:rPr>
+              <w:t>{{cm_3_c}}</w:t>
+            </w:r>
           </w:p>
         </w:tc>
       </w:tr>
@@ -12468,6 +12737,12 @@
             <w:pPr>
               <w:pStyle w:val="TableParagraph"/>
             </w:pPr>
+            <w:r>
+              <w:rPr>
+                <w:sz w:val="22"/>
+              </w:rPr>
+              <w:t>{{c_3_d}}</w:t>
+            </w:r>
           </w:p>
         </w:tc>
         <w:tc>
@@ -12488,6 +12763,12 @@
             <w:pPr>
               <w:pStyle w:val="TableParagraph"/>
             </w:pPr>
+            <w:r>
+              <w:rPr>
+                <w:sz w:val="22"/>
+              </w:rPr>
+              <w:t>{{n_3_d}}</w:t>
+            </w:r>
           </w:p>
         </w:tc>
         <w:tc>
@@ -12498,6 +12779,12 @@
             <w:pPr>
               <w:pStyle w:val="TableParagraph"/>
             </w:pPr>
+            <w:r>
+              <w:rPr>
+                <w:sz w:val="16"/>
+              </w:rPr>
+              <w:t>{{cm_3_d}}</w:t>
+            </w:r>
           </w:p>
         </w:tc>
       </w:tr>
@@ -13904,6 +14191,12 @@
                 <w:sz w:val="20"/>
               </w:rPr>
             </w:pPr>
+            <w:r>
+              <w:rPr>
+                <w:sz w:val="22"/>
+              </w:rPr>
+              <w:t>{{c_4_a}}</w:t>
+            </w:r>
           </w:p>
         </w:tc>
         <w:tc>
@@ -13932,6 +14225,12 @@
                 <w:sz w:val="20"/>
               </w:rPr>
             </w:pPr>
+            <w:r>
+              <w:rPr>
+                <w:sz w:val="22"/>
+              </w:rPr>
+              <w:t>{{n_4_a}}</w:t>
+            </w:r>
           </w:p>
         </w:tc>
         <w:tc>
@@ -13946,6 +14245,12 @@
                 <w:sz w:val="20"/>
               </w:rPr>
             </w:pPr>
+            <w:r>
+              <w:rPr>
+                <w:sz w:val="16"/>
+              </w:rPr>
+              <w:t>{{cm_4_a}}</w:t>
+            </w:r>
           </w:p>
         </w:tc>
       </w:tr>
@@ -14358,6 +14663,12 @@
                 <w:sz w:val="20"/>
               </w:rPr>
             </w:pPr>
+            <w:r>
+              <w:rPr>
+                <w:sz w:val="22"/>
+              </w:rPr>
+              <w:t>{{c_4_b}}</w:t>
+            </w:r>
           </w:p>
         </w:tc>
         <w:tc>
@@ -14386,6 +14697,12 @@
                 <w:sz w:val="20"/>
               </w:rPr>
             </w:pPr>
+            <w:r>
+              <w:rPr>
+                <w:sz w:val="22"/>
+              </w:rPr>
+              <w:t>{{n_4_b}}</w:t>
+            </w:r>
           </w:p>
         </w:tc>
         <w:tc>
@@ -14400,6 +14717,12 @@
                 <w:sz w:val="20"/>
               </w:rPr>
             </w:pPr>
+            <w:r>
+              <w:rPr>
+                <w:sz w:val="16"/>
+              </w:rPr>
+              <w:t>{{cm_4_b}}</w:t>
+            </w:r>
           </w:p>
         </w:tc>
       </w:tr>
@@ -15132,6 +15455,12 @@
                 <w:sz w:val="20"/>
               </w:rPr>
             </w:pPr>
+            <w:r>
+              <w:rPr>
+                <w:sz w:val="22"/>
+              </w:rPr>
+              <w:t>{{c_4_c}}</w:t>
+            </w:r>
           </w:p>
         </w:tc>
         <w:tc>
@@ -15160,6 +15489,12 @@
                 <w:sz w:val="20"/>
               </w:rPr>
             </w:pPr>
+            <w:r>
+              <w:rPr>
+                <w:sz w:val="22"/>
+              </w:rPr>
+              <w:t>{{n_4_c}}</w:t>
+            </w:r>
           </w:p>
         </w:tc>
         <w:tc>
@@ -15174,6 +15509,12 @@
                 <w:sz w:val="20"/>
               </w:rPr>
             </w:pPr>
+            <w:r>
+              <w:rPr>
+                <w:sz w:val="16"/>
+              </w:rPr>
+              <w:t>{{cm_4_c}}</w:t>
+            </w:r>
           </w:p>
         </w:tc>
       </w:tr>
@@ -16976,6 +17317,12 @@
             <w:pPr>
               <w:pStyle w:val="TableParagraph"/>
             </w:pPr>
+            <w:r>
+              <w:rPr>
+                <w:sz w:val="22"/>
+              </w:rPr>
+              <w:t>{{c_5_a}}</w:t>
+            </w:r>
           </w:p>
         </w:tc>
         <w:tc>
@@ -16996,6 +17343,12 @@
             <w:pPr>
               <w:pStyle w:val="TableParagraph"/>
             </w:pPr>
+            <w:r>
+              <w:rPr>
+                <w:sz w:val="22"/>
+              </w:rPr>
+              <w:t>{{n_5_a}}</w:t>
+            </w:r>
           </w:p>
         </w:tc>
         <w:tc>
@@ -17006,6 +17359,12 @@
             <w:pPr>
               <w:pStyle w:val="TableParagraph"/>
             </w:pPr>
+            <w:r>
+              <w:rPr>
+                <w:sz w:val="16"/>
+              </w:rPr>
+              <w:t>{{cm_5_a}}</w:t>
+            </w:r>
           </w:p>
         </w:tc>
       </w:tr>
@@ -17175,6 +17534,12 @@
             <w:pPr>
               <w:pStyle w:val="TableParagraph"/>
             </w:pPr>
+            <w:r>
+              <w:rPr>
+                <w:sz w:val="22"/>
+              </w:rPr>
+              <w:t>{{c_5_b}}</w:t>
+            </w:r>
           </w:p>
         </w:tc>
         <w:tc>
@@ -17195,6 +17560,12 @@
             <w:pPr>
               <w:pStyle w:val="TableParagraph"/>
             </w:pPr>
+            <w:r>
+              <w:rPr>
+                <w:sz w:val="22"/>
+              </w:rPr>
+              <w:t>{{n_5_b}}</w:t>
+            </w:r>
           </w:p>
         </w:tc>
         <w:tc>
@@ -17205,6 +17576,12 @@
             <w:pPr>
               <w:pStyle w:val="TableParagraph"/>
             </w:pPr>
+            <w:r>
+              <w:rPr>
+                <w:sz w:val="16"/>
+              </w:rPr>
+              <w:t>{{cm_5_b}}</w:t>
+            </w:r>
           </w:p>
         </w:tc>
       </w:tr>
@@ -17348,6 +17725,12 @@
                 <w:sz w:val="20"/>
               </w:rPr>
             </w:pPr>
+            <w:r>
+              <w:rPr>
+                <w:sz w:val="22"/>
+              </w:rPr>
+              <w:t>{{c_5_c}}</w:t>
+            </w:r>
           </w:p>
         </w:tc>
         <w:tc>
@@ -17374,6 +17757,12 @@
                 <w:sz w:val="20"/>
               </w:rPr>
             </w:pPr>
+            <w:r>
+              <w:rPr>
+                <w:sz w:val="22"/>
+              </w:rPr>
+              <w:t>{{n_5_c}}</w:t>
+            </w:r>
           </w:p>
         </w:tc>
         <w:tc>
@@ -17387,6 +17776,12 @@
                 <w:sz w:val="20"/>
               </w:rPr>
             </w:pPr>
+            <w:r>
+              <w:rPr>
+                <w:sz w:val="16"/>
+              </w:rPr>
+              <w:t>{{cm_5_c}}</w:t>
+            </w:r>
           </w:p>
         </w:tc>
       </w:tr>
@@ -17509,6 +17904,12 @@
                 <w:sz w:val="20"/>
               </w:rPr>
             </w:pPr>
+            <w:r>
+              <w:rPr>
+                <w:sz w:val="22"/>
+              </w:rPr>
+              <w:t>{{c_5_d}}</w:t>
+            </w:r>
           </w:p>
         </w:tc>
         <w:tc>
@@ -17535,6 +17936,12 @@
                 <w:sz w:val="20"/>
               </w:rPr>
             </w:pPr>
+            <w:r>
+              <w:rPr>
+                <w:sz w:val="22"/>
+              </w:rPr>
+              <w:t>{{n_5_d}}</w:t>
+            </w:r>
           </w:p>
         </w:tc>
         <w:tc>
@@ -17548,6 +17955,12 @@
                 <w:sz w:val="20"/>
               </w:rPr>
             </w:pPr>
+            <w:r>
+              <w:rPr>
+                <w:sz w:val="16"/>
+              </w:rPr>
+              <w:t>{{cm_5_d}}</w:t>
+            </w:r>
           </w:p>
         </w:tc>
       </w:tr>
@@ -18928,6 +19341,12 @@
                 <w:sz w:val="20"/>
               </w:rPr>
             </w:pPr>
+            <w:r>
+              <w:rPr>
+                <w:sz w:val="22"/>
+              </w:rPr>
+              <w:t>{{c_6_a}}</w:t>
+            </w:r>
           </w:p>
         </w:tc>
         <w:tc>
@@ -18954,6 +19373,12 @@
                 <w:sz w:val="20"/>
               </w:rPr>
             </w:pPr>
+            <w:r>
+              <w:rPr>
+                <w:sz w:val="22"/>
+              </w:rPr>
+              <w:t>{{n_6_a}}</w:t>
+            </w:r>
           </w:p>
         </w:tc>
         <w:tc>
@@ -18967,6 +19392,12 @@
                 <w:sz w:val="20"/>
               </w:rPr>
             </w:pPr>
+            <w:r>
+              <w:rPr>
+                <w:sz w:val="16"/>
+              </w:rPr>
+              <w:t>{{cm_6_a}}</w:t>
+            </w:r>
           </w:p>
         </w:tc>
       </w:tr>
@@ -20442,6 +20873,12 @@
                 <w:sz w:val="20"/>
               </w:rPr>
             </w:pPr>
+            <w:r>
+              <w:rPr>
+                <w:sz w:val="22"/>
+              </w:rPr>
+              <w:t>{{c_7_a}}</w:t>
+            </w:r>
           </w:p>
         </w:tc>
         <w:tc>
@@ -20468,6 +20905,12 @@
                 <w:sz w:val="20"/>
               </w:rPr>
             </w:pPr>
+            <w:r>
+              <w:rPr>
+                <w:sz w:val="22"/>
+              </w:rPr>
+              <w:t>{{n_7_a}}</w:t>
+            </w:r>
           </w:p>
         </w:tc>
         <w:tc>
@@ -20481,6 +20924,12 @@
                 <w:sz w:val="20"/>
               </w:rPr>
             </w:pPr>
+            <w:r>
+              <w:rPr>
+                <w:sz w:val="16"/>
+              </w:rPr>
+              <w:t>{{cm_7_a}}</w:t>
+            </w:r>
           </w:p>
         </w:tc>
       </w:tr>
@@ -20571,6 +21020,12 @@
                 <w:sz w:val="20"/>
               </w:rPr>
             </w:pPr>
+            <w:r>
+              <w:rPr>
+                <w:sz w:val="22"/>
+              </w:rPr>
+              <w:t>{{c_7_b}}</w:t>
+            </w:r>
           </w:p>
         </w:tc>
         <w:tc>
@@ -20599,6 +21054,12 @@
                 <w:sz w:val="20"/>
               </w:rPr>
             </w:pPr>
+            <w:r>
+              <w:rPr>
+                <w:sz w:val="22"/>
+              </w:rPr>
+              <w:t>{{n_7_b}}</w:t>
+            </w:r>
           </w:p>
         </w:tc>
         <w:tc>
@@ -20613,6 +21074,12 @@
                 <w:sz w:val="20"/>
               </w:rPr>
             </w:pPr>
+            <w:r>
+              <w:rPr>
+                <w:sz w:val="16"/>
+              </w:rPr>
+              <w:t>{{cm_7_b}}</w:t>
+            </w:r>
           </w:p>
         </w:tc>
       </w:tr>
@@ -21050,6 +21517,12 @@
                 <w:sz w:val="20"/>
               </w:rPr>
             </w:pPr>
+            <w:r>
+              <w:rPr>
+                <w:sz w:val="22"/>
+              </w:rPr>
+              <w:t>{{c_7_c}}</w:t>
+            </w:r>
           </w:p>
         </w:tc>
         <w:tc>
@@ -21076,6 +21549,12 @@
                 <w:sz w:val="20"/>
               </w:rPr>
             </w:pPr>
+            <w:r>
+              <w:rPr>
+                <w:sz w:val="22"/>
+              </w:rPr>
+              <w:t>{{n_7_c}}</w:t>
+            </w:r>
           </w:p>
         </w:tc>
         <w:tc>
@@ -21089,6 +21568,12 @@
                 <w:sz w:val="20"/>
               </w:rPr>
             </w:pPr>
+            <w:r>
+              <w:rPr>
+                <w:sz w:val="16"/>
+              </w:rPr>
+              <w:t>{{cm_7_c}}</w:t>
+            </w:r>
           </w:p>
         </w:tc>
       </w:tr>
@@ -21238,6 +21723,12 @@
             <w:pPr>
               <w:pStyle w:val="TableParagraph"/>
             </w:pPr>
+            <w:r>
+              <w:rPr>
+                <w:sz w:val="22"/>
+              </w:rPr>
+              <w:t>{{c_7_d}}</w:t>
+            </w:r>
           </w:p>
         </w:tc>
         <w:tc>
@@ -21258,6 +21749,12 @@
             <w:pPr>
               <w:pStyle w:val="TableParagraph"/>
             </w:pPr>
+            <w:r>
+              <w:rPr>
+                <w:sz w:val="22"/>
+              </w:rPr>
+              <w:t>{{n_7_d}}</w:t>
+            </w:r>
           </w:p>
         </w:tc>
         <w:tc>
@@ -21268,6 +21765,12 @@
             <w:pPr>
               <w:pStyle w:val="TableParagraph"/>
             </w:pPr>
+            <w:r>
+              <w:rPr>
+                <w:sz w:val="16"/>
+              </w:rPr>
+              <w:t>{{cm_7_d}}</w:t>
+            </w:r>
           </w:p>
         </w:tc>
       </w:tr>
@@ -22182,6 +22685,12 @@
             <w:pPr>
               <w:pStyle w:val="TableParagraph"/>
             </w:pPr>
+            <w:r>
+              <w:rPr>
+                <w:sz w:val="22"/>
+              </w:rPr>
+              <w:t>{{c_8_a}}</w:t>
+            </w:r>
           </w:p>
         </w:tc>
         <w:tc>
@@ -22202,6 +22711,12 @@
             <w:pPr>
               <w:pStyle w:val="TableParagraph"/>
             </w:pPr>
+            <w:r>
+              <w:rPr>
+                <w:sz w:val="22"/>
+              </w:rPr>
+              <w:t>{{n_8_a}}</w:t>
+            </w:r>
           </w:p>
         </w:tc>
         <w:tc>
@@ -22212,6 +22727,12 @@
             <w:pPr>
               <w:pStyle w:val="TableParagraph"/>
             </w:pPr>
+            <w:r>
+              <w:rPr>
+                <w:sz w:val="16"/>
+              </w:rPr>
+              <w:t>{{cm_8_a}}</w:t>
+            </w:r>
           </w:p>
         </w:tc>
       </w:tr>
@@ -22413,6 +22934,12 @@
             <w:pPr>
               <w:pStyle w:val="TableParagraph"/>
             </w:pPr>
+            <w:r>
+              <w:rPr>
+                <w:sz w:val="22"/>
+              </w:rPr>
+              <w:t>{{c_8_b}}</w:t>
+            </w:r>
           </w:p>
         </w:tc>
         <w:tc>
@@ -22433,6 +22960,12 @@
             <w:pPr>
               <w:pStyle w:val="TableParagraph"/>
             </w:pPr>
+            <w:r>
+              <w:rPr>
+                <w:sz w:val="22"/>
+              </w:rPr>
+              <w:t>{{n_8_b}}</w:t>
+            </w:r>
           </w:p>
         </w:tc>
         <w:tc>
@@ -22443,6 +22976,12 @@
             <w:pPr>
               <w:pStyle w:val="TableParagraph"/>
             </w:pPr>
+            <w:r>
+              <w:rPr>
+                <w:sz w:val="16"/>
+              </w:rPr>
+              <w:t>{{cm_8_b}}</w:t>
+            </w:r>
           </w:p>
         </w:tc>
       </w:tr>
@@ -23691,6 +24230,12 @@
             <w:pPr>
               <w:pStyle w:val="TableParagraph"/>
             </w:pPr>
+            <w:r>
+              <w:rPr>
+                <w:sz w:val="22"/>
+              </w:rPr>
+              <w:t>{{c_9_a}}</w:t>
+            </w:r>
           </w:p>
         </w:tc>
         <w:tc>
@@ -23711,6 +24256,12 @@
             <w:pPr>
               <w:pStyle w:val="TableParagraph"/>
             </w:pPr>
+            <w:r>
+              <w:rPr>
+                <w:sz w:val="22"/>
+              </w:rPr>
+              <w:t>{{n_9_a}}</w:t>
+            </w:r>
           </w:p>
         </w:tc>
         <w:tc>
@@ -23721,6 +24272,12 @@
             <w:pPr>
               <w:pStyle w:val="TableParagraph"/>
             </w:pPr>
+            <w:r>
+              <w:rPr>
+                <w:sz w:val="16"/>
+              </w:rPr>
+              <w:t>{{cm_9_a}}</w:t>
+            </w:r>
           </w:p>
         </w:tc>
       </w:tr>
@@ -23867,6 +24424,12 @@
             <w:pPr>
               <w:pStyle w:val="TableParagraph"/>
             </w:pPr>
+            <w:r>
+              <w:rPr>
+                <w:sz w:val="22"/>
+              </w:rPr>
+              <w:t>{{c_9_b}}</w:t>
+            </w:r>
           </w:p>
         </w:tc>
         <w:tc>
@@ -23887,6 +24450,12 @@
             <w:pPr>
               <w:pStyle w:val="TableParagraph"/>
             </w:pPr>
+            <w:r>
+              <w:rPr>
+                <w:sz w:val="22"/>
+              </w:rPr>
+              <w:t>{{n_9_b}}</w:t>
+            </w:r>
           </w:p>
         </w:tc>
         <w:tc>
@@ -23897,6 +24466,12 @@
             <w:pPr>
               <w:pStyle w:val="TableParagraph"/>
             </w:pPr>
+            <w:r>
+              <w:rPr>
+                <w:sz w:val="16"/>
+              </w:rPr>
+              <w:t>{{cm_9_b}}</w:t>
+            </w:r>
           </w:p>
         </w:tc>
       </w:tr>
@@ -24024,6 +24599,12 @@
             <w:pPr>
               <w:pStyle w:val="TableParagraph"/>
             </w:pPr>
+            <w:r>
+              <w:rPr>
+                <w:sz w:val="22"/>
+              </w:rPr>
+              <w:t>{{c_9_c}}</w:t>
+            </w:r>
           </w:p>
         </w:tc>
         <w:tc>
@@ -24044,6 +24625,12 @@
             <w:pPr>
               <w:pStyle w:val="TableParagraph"/>
             </w:pPr>
+            <w:r>
+              <w:rPr>
+                <w:sz w:val="22"/>
+              </w:rPr>
+              <w:t>{{n_9_c}}</w:t>
+            </w:r>
           </w:p>
         </w:tc>
         <w:tc>
@@ -24054,6 +24641,12 @@
             <w:pPr>
               <w:pStyle w:val="TableParagraph"/>
             </w:pPr>
+            <w:r>
+              <w:rPr>
+                <w:sz w:val="16"/>
+              </w:rPr>
+              <w:t>{{cm_9_c}}</w:t>
+            </w:r>
           </w:p>
         </w:tc>
       </w:tr>
@@ -24166,6 +24759,12 @@
             <w:pPr>
               <w:pStyle w:val="TableParagraph"/>
             </w:pPr>
+            <w:r>
+              <w:rPr>
+                <w:sz w:val="22"/>
+              </w:rPr>
+              <w:t>{{c_9_d}}</w:t>
+            </w:r>
           </w:p>
         </w:tc>
         <w:tc>
@@ -24186,6 +24785,12 @@
             <w:pPr>
               <w:pStyle w:val="TableParagraph"/>
             </w:pPr>
+            <w:r>
+              <w:rPr>
+                <w:sz w:val="22"/>
+              </w:rPr>
+              <w:t>{{n_9_d}}</w:t>
+            </w:r>
           </w:p>
         </w:tc>
         <w:tc>
@@ -24196,6 +24801,12 @@
             <w:pPr>
               <w:pStyle w:val="TableParagraph"/>
             </w:pPr>
+            <w:r>
+              <w:rPr>
+                <w:sz w:val="16"/>
+              </w:rPr>
+              <w:t>{{cm_9_d}}</w:t>
+            </w:r>
           </w:p>
         </w:tc>
       </w:tr>
@@ -25428,6 +26039,12 @@
             <w:pPr>
               <w:pStyle w:val="TableParagraph"/>
             </w:pPr>
+            <w:r>
+              <w:rPr>
+                <w:sz w:val="22"/>
+              </w:rPr>
+              <w:t>{{c_10_a}}</w:t>
+            </w:r>
           </w:p>
         </w:tc>
         <w:tc>
@@ -25448,6 +26065,12 @@
             <w:pPr>
               <w:pStyle w:val="TableParagraph"/>
             </w:pPr>
+            <w:r>
+              <w:rPr>
+                <w:sz w:val="22"/>
+              </w:rPr>
+              <w:t>{{n_10_a}}</w:t>
+            </w:r>
           </w:p>
         </w:tc>
         <w:tc>
@@ -25458,6 +26081,12 @@
             <w:pPr>
               <w:pStyle w:val="TableParagraph"/>
             </w:pPr>
+            <w:r>
+              <w:rPr>
+                <w:sz w:val="16"/>
+              </w:rPr>
+              <w:t>{{cm_10_a}}</w:t>
+            </w:r>
           </w:p>
         </w:tc>
       </w:tr>
@@ -25545,6 +26174,12 @@
             <w:pPr>
               <w:pStyle w:val="TableParagraph"/>
             </w:pPr>
+            <w:r>
+              <w:rPr>
+                <w:sz w:val="22"/>
+              </w:rPr>
+              <w:t>{{c_10_b}}</w:t>
+            </w:r>
           </w:p>
         </w:tc>
         <w:tc>
@@ -25565,6 +26200,12 @@
             <w:pPr>
               <w:pStyle w:val="TableParagraph"/>
             </w:pPr>
+            <w:r>
+              <w:rPr>
+                <w:sz w:val="22"/>
+              </w:rPr>
+              <w:t>{{n_10_b}}</w:t>
+            </w:r>
           </w:p>
         </w:tc>
         <w:tc>
@@ -25575,6 +26216,12 @@
             <w:pPr>
               <w:pStyle w:val="TableParagraph"/>
             </w:pPr>
+            <w:r>
+              <w:rPr>
+                <w:sz w:val="16"/>
+              </w:rPr>
+              <w:t>{{cm_10_b}}</w:t>
+            </w:r>
           </w:p>
         </w:tc>
       </w:tr>
@@ -27917,6 +28564,12 @@
                 <w:sz w:val="20"/>
               </w:rPr>
             </w:pPr>
+            <w:r>
+              <w:rPr>
+                <w:sz w:val="22"/>
+              </w:rPr>
+              <w:t>{{c_11_a}}</w:t>
+            </w:r>
           </w:p>
         </w:tc>
         <w:tc>
@@ -27955,6 +28608,12 @@
                 <w:sz w:val="20"/>
               </w:rPr>
             </w:pPr>
+            <w:r>
+              <w:rPr>
+                <w:sz w:val="22"/>
+              </w:rPr>
+              <w:t>{{n_11_a}}</w:t>
+            </w:r>
           </w:p>
         </w:tc>
         <w:tc>
@@ -27973,6 +28632,12 @@
                 <w:sz w:val="20"/>
               </w:rPr>
             </w:pPr>
+            <w:r>
+              <w:rPr>
+                <w:sz w:val="16"/>
+              </w:rPr>
+              <w:t>{{cm_11_a}}</w:t>
+            </w:r>
           </w:p>
         </w:tc>
       </w:tr>
@@ -28100,6 +28765,12 @@
                 <w:sz w:val="20"/>
               </w:rPr>
             </w:pPr>
+            <w:r>
+              <w:rPr>
+                <w:sz w:val="22"/>
+              </w:rPr>
+              <w:t>{{c_11_b}}</w:t>
+            </w:r>
           </w:p>
         </w:tc>
         <w:tc>
@@ -28138,6 +28809,12 @@
                 <w:sz w:val="20"/>
               </w:rPr>
             </w:pPr>
+            <w:r>
+              <w:rPr>
+                <w:sz w:val="22"/>
+              </w:rPr>
+              <w:t>{{n_11_b}}</w:t>
+            </w:r>
           </w:p>
         </w:tc>
         <w:tc>
@@ -28156,6 +28833,12 @@
                 <w:sz w:val="20"/>
               </w:rPr>
             </w:pPr>
+            <w:r>
+              <w:rPr>
+                <w:sz w:val="16"/>
+              </w:rPr>
+              <w:t>{{cm_11_b}}</w:t>
+            </w:r>
           </w:p>
         </w:tc>
       </w:tr>
@@ -28291,6 +28974,12 @@
                 <w:sz w:val="20"/>
               </w:rPr>
             </w:pPr>
+            <w:r>
+              <w:rPr>
+                <w:sz w:val="22"/>
+              </w:rPr>
+              <w:t>{{c_11_c}}</w:t>
+            </w:r>
           </w:p>
         </w:tc>
         <w:tc>
@@ -28329,6 +29018,12 @@
                 <w:sz w:val="20"/>
               </w:rPr>
             </w:pPr>
+            <w:r>
+              <w:rPr>
+                <w:sz w:val="22"/>
+              </w:rPr>
+              <w:t>{{n_11_c}}</w:t>
+            </w:r>
           </w:p>
         </w:tc>
         <w:tc>
@@ -28347,6 +29042,12 @@
                 <w:sz w:val="20"/>
               </w:rPr>
             </w:pPr>
+            <w:r>
+              <w:rPr>
+                <w:sz w:val="16"/>
+              </w:rPr>
+              <w:t>{{cm_11_c}}</w:t>
+            </w:r>
           </w:p>
         </w:tc>
       </w:tr>
@@ -28483,6 +29184,12 @@
                 <w:sz w:val="20"/>
               </w:rPr>
             </w:pPr>
+            <w:r>
+              <w:rPr>
+                <w:sz w:val="22"/>
+              </w:rPr>
+              <w:t>{{c_11_d}}</w:t>
+            </w:r>
           </w:p>
         </w:tc>
         <w:tc>
@@ -28521,6 +29228,12 @@
                 <w:sz w:val="20"/>
               </w:rPr>
             </w:pPr>
+            <w:r>
+              <w:rPr>
+                <w:sz w:val="22"/>
+              </w:rPr>
+              <w:t>{{n_11_d}}</w:t>
+            </w:r>
           </w:p>
         </w:tc>
         <w:tc>
@@ -28539,6 +29252,12 @@
                 <w:sz w:val="20"/>
               </w:rPr>
             </w:pPr>
+            <w:r>
+              <w:rPr>
+                <w:sz w:val="16"/>
+              </w:rPr>
+              <w:t>{{cm_11_d}}</w:t>
+            </w:r>
           </w:p>
         </w:tc>
       </w:tr>
@@ -30105,6 +30824,12 @@
                 <w:sz w:val="20"/>
               </w:rPr>
             </w:pPr>
+            <w:r>
+              <w:rPr>
+                <w:sz w:val="22"/>
+              </w:rPr>
+              <w:t>{{c_12_a}}</w:t>
+            </w:r>
           </w:p>
         </w:tc>
         <w:tc>
@@ -30141,6 +30866,12 @@
                 <w:sz w:val="20"/>
               </w:rPr>
             </w:pPr>
+            <w:r>
+              <w:rPr>
+                <w:sz w:val="22"/>
+              </w:rPr>
+              <w:t>{{n_12_a}}</w:t>
+            </w:r>
           </w:p>
         </w:tc>
         <w:tc>
@@ -30158,6 +30889,12 @@
                 <w:sz w:val="20"/>
               </w:rPr>
             </w:pPr>
+            <w:r>
+              <w:rPr>
+                <w:sz w:val="16"/>
+              </w:rPr>
+              <w:t>{{cm_12_a}}</w:t>
+            </w:r>
           </w:p>
         </w:tc>
       </w:tr>
@@ -30284,6 +31021,12 @@
                 <w:sz w:val="20"/>
               </w:rPr>
             </w:pPr>
+            <w:r>
+              <w:rPr>
+                <w:sz w:val="22"/>
+              </w:rPr>
+              <w:t>{{c_12_b}}</w:t>
+            </w:r>
           </w:p>
         </w:tc>
         <w:tc>
@@ -30322,6 +31065,12 @@
                 <w:sz w:val="20"/>
               </w:rPr>
             </w:pPr>
+            <w:r>
+              <w:rPr>
+                <w:sz w:val="22"/>
+              </w:rPr>
+              <w:t>{{n_12_b}}</w:t>
+            </w:r>
           </w:p>
         </w:tc>
         <w:tc>
@@ -30340,6 +31089,12 @@
                 <w:sz w:val="20"/>
               </w:rPr>
             </w:pPr>
+            <w:r>
+              <w:rPr>
+                <w:sz w:val="16"/>
+              </w:rPr>
+              <w:t>{{cm_12_b}}</w:t>
+            </w:r>
           </w:p>
         </w:tc>
       </w:tr>
@@ -30487,6 +31242,12 @@
                 <w:sz w:val="20"/>
               </w:rPr>
             </w:pPr>
+            <w:r>
+              <w:rPr>
+                <w:sz w:val="22"/>
+              </w:rPr>
+              <w:t>{{c_12_c}}</w:t>
+            </w:r>
           </w:p>
         </w:tc>
         <w:tc>
@@ -30525,6 +31286,12 @@
                 <w:sz w:val="20"/>
               </w:rPr>
             </w:pPr>
+            <w:r>
+              <w:rPr>
+                <w:sz w:val="22"/>
+              </w:rPr>
+              <w:t>{{n_12_c}}</w:t>
+            </w:r>
           </w:p>
         </w:tc>
         <w:tc>
@@ -30543,6 +31310,12 @@
                 <w:sz w:val="20"/>
               </w:rPr>
             </w:pPr>
+            <w:r>
+              <w:rPr>
+                <w:sz w:val="16"/>
+              </w:rPr>
+              <w:t>{{cm_12_c}}</w:t>
+            </w:r>
           </w:p>
         </w:tc>
       </w:tr>
@@ -30605,6 +31378,12 @@
                 <w:sz w:val="20"/>
               </w:rPr>
             </w:pPr>
+            <w:r>
+              <w:rPr>
+                <w:sz w:val="22"/>
+              </w:rPr>
+              <w:t>{{c_12_d}}</w:t>
+            </w:r>
           </w:p>
         </w:tc>
         <w:tc>
@@ -30643,6 +31422,12 @@
                 <w:sz w:val="20"/>
               </w:rPr>
             </w:pPr>
+            <w:r>
+              <w:rPr>
+                <w:sz w:val="22"/>
+              </w:rPr>
+              <w:t>{{n_12_d}}</w:t>
+            </w:r>
           </w:p>
         </w:tc>
         <w:tc>
@@ -30661,6 +31446,12 @@
                 <w:sz w:val="20"/>
               </w:rPr>
             </w:pPr>
+            <w:r>
+              <w:rPr>
+                <w:sz w:val="16"/>
+              </w:rPr>
+              <w:t>{{cm_12_d}}</w:t>
+            </w:r>
           </w:p>
         </w:tc>
       </w:tr>
@@ -30814,6 +31605,12 @@
                 <w:sz w:val="20"/>
               </w:rPr>
             </w:pPr>
+            <w:r>
+              <w:rPr>
+                <w:sz w:val="22"/>
+              </w:rPr>
+              <w:t>{{c_12_e}}</w:t>
+            </w:r>
           </w:p>
         </w:tc>
         <w:tc>
@@ -30852,6 +31649,12 @@
                 <w:sz w:val="20"/>
               </w:rPr>
             </w:pPr>
+            <w:r>
+              <w:rPr>
+                <w:sz w:val="22"/>
+              </w:rPr>
+              <w:t>{{n_12_e}}</w:t>
+            </w:r>
           </w:p>
         </w:tc>
         <w:tc>
@@ -30870,6 +31673,12 @@
                 <w:sz w:val="20"/>
               </w:rPr>
             </w:pPr>
+            <w:r>
+              <w:rPr>
+                <w:sz w:val="16"/>
+              </w:rPr>
+              <w:t>{{cm_12_e}}</w:t>
+            </w:r>
           </w:p>
         </w:tc>
       </w:tr>
@@ -32505,6 +33314,12 @@
                 <w:sz w:val="20"/>
               </w:rPr>
             </w:pPr>
+            <w:r>
+              <w:rPr>
+                <w:sz w:val="22"/>
+              </w:rPr>
+              <w:t>{{c_13_a}}</w:t>
+            </w:r>
           </w:p>
         </w:tc>
         <w:tc>
@@ -32541,6 +33356,12 @@
                 <w:sz w:val="20"/>
               </w:rPr>
             </w:pPr>
+            <w:r>
+              <w:rPr>
+                <w:sz w:val="22"/>
+              </w:rPr>
+              <w:t>{{n_13_a}}</w:t>
+            </w:r>
           </w:p>
         </w:tc>
         <w:tc>
@@ -32558,6 +33379,12 @@
                 <w:sz w:val="20"/>
               </w:rPr>
             </w:pPr>
+            <w:r>
+              <w:rPr>
+                <w:sz w:val="16"/>
+              </w:rPr>
+              <w:t>{{cm_13_a}}</w:t>
+            </w:r>
           </w:p>
         </w:tc>
       </w:tr>
@@ -32739,6 +33566,12 @@
                 <w:sz w:val="20"/>
               </w:rPr>
             </w:pPr>
+            <w:r>
+              <w:rPr>
+                <w:sz w:val="22"/>
+              </w:rPr>
+              <w:t>{{c_13_b}}</w:t>
+            </w:r>
           </w:p>
         </w:tc>
         <w:tc>
@@ -32775,6 +33608,12 @@
                 <w:sz w:val="20"/>
               </w:rPr>
             </w:pPr>
+            <w:r>
+              <w:rPr>
+                <w:sz w:val="22"/>
+              </w:rPr>
+              <w:t>{{n_13_b}}</w:t>
+            </w:r>
           </w:p>
         </w:tc>
         <w:tc>
@@ -32792,6 +33631,12 @@
                 <w:sz w:val="20"/>
               </w:rPr>
             </w:pPr>
+            <w:r>
+              <w:rPr>
+                <w:sz w:val="16"/>
+              </w:rPr>
+              <w:t>{{cm_13_b}}</w:t>
+            </w:r>
           </w:p>
         </w:tc>
       </w:tr>
@@ -32966,6 +33811,12 @@
                 <w:sz w:val="20"/>
               </w:rPr>
             </w:pPr>
+            <w:r>
+              <w:rPr>
+                <w:sz w:val="22"/>
+              </w:rPr>
+              <w:t>{{c_13_c}}</w:t>
+            </w:r>
           </w:p>
         </w:tc>
         <w:tc>
@@ -33004,6 +33855,12 @@
                 <w:sz w:val="20"/>
               </w:rPr>
             </w:pPr>
+            <w:r>
+              <w:rPr>
+                <w:sz w:val="22"/>
+              </w:rPr>
+              <w:t>{{n_13_c}}</w:t>
+            </w:r>
           </w:p>
         </w:tc>
         <w:tc>
@@ -33022,6 +33879,12 @@
                 <w:sz w:val="20"/>
               </w:rPr>
             </w:pPr>
+            <w:r>
+              <w:rPr>
+                <w:sz w:val="16"/>
+              </w:rPr>
+              <w:t>{{cm_13_c}}</w:t>
+            </w:r>
           </w:p>
         </w:tc>
       </w:tr>
@@ -33156,6 +34019,12 @@
                 <w:sz w:val="20"/>
               </w:rPr>
             </w:pPr>
+            <w:r>
+              <w:rPr>
+                <w:sz w:val="22"/>
+              </w:rPr>
+              <w:t>{{c_13_d}}</w:t>
+            </w:r>
           </w:p>
         </w:tc>
         <w:tc>
@@ -33194,6 +34063,12 @@
                 <w:sz w:val="20"/>
               </w:rPr>
             </w:pPr>
+            <w:r>
+              <w:rPr>
+                <w:sz w:val="22"/>
+              </w:rPr>
+              <w:t>{{n_13_d}}</w:t>
+            </w:r>
           </w:p>
         </w:tc>
         <w:tc>
@@ -33212,6 +34087,12 @@
                 <w:sz w:val="20"/>
               </w:rPr>
             </w:pPr>
+            <w:r>
+              <w:rPr>
+                <w:sz w:val="16"/>
+              </w:rPr>
+              <w:t>{{cm_13_d}}</w:t>
+            </w:r>
           </w:p>
         </w:tc>
       </w:tr>
@@ -33323,6 +34204,12 @@
                 <w:sz w:val="20"/>
               </w:rPr>
             </w:pPr>
+            <w:r>
+              <w:rPr>
+                <w:sz w:val="22"/>
+              </w:rPr>
+              <w:t>{{c_13_e}}</w:t>
+            </w:r>
           </w:p>
         </w:tc>
         <w:tc>
@@ -33361,6 +34248,12 @@
                 <w:sz w:val="20"/>
               </w:rPr>
             </w:pPr>
+            <w:r>
+              <w:rPr>
+                <w:sz w:val="22"/>
+              </w:rPr>
+              <w:t>{{n_13_e}}</w:t>
+            </w:r>
           </w:p>
         </w:tc>
         <w:tc>
@@ -33379,6 +34272,12 @@
                 <w:sz w:val="20"/>
               </w:rPr>
             </w:pPr>
+            <w:r>
+              <w:rPr>
+                <w:sz w:val="16"/>
+              </w:rPr>
+              <w:t>{{cm_13_e}}</w:t>
+            </w:r>
           </w:p>
         </w:tc>
       </w:tr>
@@ -33484,6 +34383,12 @@
                 <w:sz w:val="20"/>
               </w:rPr>
             </w:pPr>
+            <w:r>
+              <w:rPr>
+                <w:sz w:val="22"/>
+              </w:rPr>
+              <w:t>{{c_13_f}}</w:t>
+            </w:r>
           </w:p>
         </w:tc>
         <w:tc>
@@ -33522,6 +34427,12 @@
                 <w:sz w:val="20"/>
               </w:rPr>
             </w:pPr>
+            <w:r>
+              <w:rPr>
+                <w:sz w:val="22"/>
+              </w:rPr>
+              <w:t>{{n_13_f}}</w:t>
+            </w:r>
           </w:p>
         </w:tc>
         <w:tc>
@@ -33540,6 +34451,12 @@
                 <w:sz w:val="20"/>
               </w:rPr>
             </w:pPr>
+            <w:r>
+              <w:rPr>
+                <w:sz w:val="16"/>
+              </w:rPr>
+              <w:t>{{cm_13_f}}</w:t>
+            </w:r>
           </w:p>
         </w:tc>
       </w:tr>
@@ -33646,6 +34563,12 @@
                 <w:sz w:val="20"/>
               </w:rPr>
             </w:pPr>
+            <w:r>
+              <w:rPr>
+                <w:sz w:val="22"/>
+              </w:rPr>
+              <w:t>{{c_13_g}}</w:t>
+            </w:r>
           </w:p>
         </w:tc>
         <w:tc>
@@ -33684,6 +34607,12 @@
                 <w:sz w:val="20"/>
               </w:rPr>
             </w:pPr>
+            <w:r>
+              <w:rPr>
+                <w:sz w:val="22"/>
+              </w:rPr>
+              <w:t>{{n_13_g}}</w:t>
+            </w:r>
           </w:p>
         </w:tc>
         <w:tc>
@@ -33702,6 +34631,12 @@
                 <w:sz w:val="20"/>
               </w:rPr>
             </w:pPr>
+            <w:r>
+              <w:rPr>
+                <w:sz w:val="16"/>
+              </w:rPr>
+              <w:t>{{cm_13_g}}</w:t>
+            </w:r>
           </w:p>
         </w:tc>
       </w:tr>
@@ -33837,6 +34772,12 @@
                 <w:sz w:val="20"/>
               </w:rPr>
             </w:pPr>
+            <w:r>
+              <w:rPr>
+                <w:sz w:val="22"/>
+              </w:rPr>
+              <w:t>{{c_13_h}}</w:t>
+            </w:r>
           </w:p>
         </w:tc>
         <w:tc>
@@ -33875,6 +34816,12 @@
                 <w:sz w:val="20"/>
               </w:rPr>
             </w:pPr>
+            <w:r>
+              <w:rPr>
+                <w:sz w:val="22"/>
+              </w:rPr>
+              <w:t>{{n_13_h}}</w:t>
+            </w:r>
           </w:p>
         </w:tc>
         <w:tc>
@@ -33893,6 +34840,12 @@
                 <w:sz w:val="20"/>
               </w:rPr>
             </w:pPr>
+            <w:r>
+              <w:rPr>
+                <w:sz w:val="16"/>
+              </w:rPr>
+              <w:t>{{cm_13_h}}</w:t>
+            </w:r>
           </w:p>
         </w:tc>
       </w:tr>
@@ -35493,6 +36446,12 @@
                 <w:sz w:val="20"/>
               </w:rPr>
             </w:pPr>
+            <w:r>
+              <w:rPr>
+                <w:sz w:val="22"/>
+              </w:rPr>
+              <w:t>{{c_14_a}}</w:t>
+            </w:r>
           </w:p>
         </w:tc>
         <w:tc>
@@ -35531,6 +36490,12 @@
                 <w:sz w:val="20"/>
               </w:rPr>
             </w:pPr>
+            <w:r>
+              <w:rPr>
+                <w:sz w:val="22"/>
+              </w:rPr>
+              <w:t>{{n_14_a}}</w:t>
+            </w:r>
           </w:p>
         </w:tc>
         <w:tc>
@@ -35549,6 +36514,12 @@
                 <w:sz w:val="20"/>
               </w:rPr>
             </w:pPr>
+            <w:r>
+              <w:rPr>
+                <w:sz w:val="16"/>
+              </w:rPr>
+              <w:t>{{cm_14_a}}</w:t>
+            </w:r>
           </w:p>
         </w:tc>
       </w:tr>
@@ -35693,6 +36664,12 @@
                 <w:sz w:val="20"/>
               </w:rPr>
             </w:pPr>
+            <w:r>
+              <w:rPr>
+                <w:sz w:val="22"/>
+              </w:rPr>
+              <w:t>{{c_14_b}}</w:t>
+            </w:r>
           </w:p>
         </w:tc>
         <w:tc>
@@ -35731,6 +36708,12 @@
                 <w:sz w:val="20"/>
               </w:rPr>
             </w:pPr>
+            <w:r>
+              <w:rPr>
+                <w:sz w:val="22"/>
+              </w:rPr>
+              <w:t>{{n_14_b}}</w:t>
+            </w:r>
           </w:p>
         </w:tc>
         <w:tc>
@@ -35749,6 +36732,12 @@
                 <w:sz w:val="20"/>
               </w:rPr>
             </w:pPr>
+            <w:r>
+              <w:rPr>
+                <w:sz w:val="16"/>
+              </w:rPr>
+              <w:t>{{cm_14_b}}</w:t>
+            </w:r>
           </w:p>
         </w:tc>
       </w:tr>
@@ -35803,6 +36792,12 @@
                 <w:sz w:val="20"/>
               </w:rPr>
             </w:pPr>
+            <w:r>
+              <w:rPr>
+                <w:sz w:val="22"/>
+              </w:rPr>
+              <w:t>{{c_14_c}}</w:t>
+            </w:r>
           </w:p>
         </w:tc>
         <w:tc>
@@ -35839,6 +36834,12 @@
                 <w:sz w:val="20"/>
               </w:rPr>
             </w:pPr>
+            <w:r>
+              <w:rPr>
+                <w:sz w:val="22"/>
+              </w:rPr>
+              <w:t>{{n_14_c}}</w:t>
+            </w:r>
           </w:p>
         </w:tc>
         <w:tc>
@@ -35856,6 +36857,12 @@
                 <w:sz w:val="20"/>
               </w:rPr>
             </w:pPr>
+            <w:r>
+              <w:rPr>
+                <w:sz w:val="16"/>
+              </w:rPr>
+              <w:t>{{cm_14_c}}</w:t>
+            </w:r>
           </w:p>
         </w:tc>
       </w:tr>
@@ -36044,6 +37051,12 @@
             <w:pPr>
               <w:pStyle w:val="TableParagraph"/>
             </w:pPr>
+            <w:r>
+              <w:rPr>
+                <w:sz w:val="22"/>
+              </w:rPr>
+              <w:t>{{c_14_d}}</w:t>
+            </w:r>
           </w:p>
         </w:tc>
         <w:tc>
@@ -36074,6 +37087,12 @@
             <w:pPr>
               <w:pStyle w:val="TableParagraph"/>
             </w:pPr>
+            <w:r>
+              <w:rPr>
+                <w:sz w:val="22"/>
+              </w:rPr>
+              <w:t>{{n_14_d}}</w:t>
+            </w:r>
           </w:p>
         </w:tc>
         <w:tc>
@@ -36088,6 +37107,12 @@
             <w:pPr>
               <w:pStyle w:val="TableParagraph"/>
             </w:pPr>
+            <w:r>
+              <w:rPr>
+                <w:sz w:val="16"/>
+              </w:rPr>
+              <w:t>{{cm_14_d}}</w:t>
+            </w:r>
           </w:p>
         </w:tc>
       </w:tr>
@@ -36220,6 +37245,12 @@
             <w:pPr>
               <w:pStyle w:val="TableParagraph"/>
             </w:pPr>
+            <w:r>
+              <w:rPr>
+                <w:sz w:val="22"/>
+              </w:rPr>
+              <w:t>{{c_14_e}}</w:t>
+            </w:r>
           </w:p>
         </w:tc>
         <w:tc>
@@ -36252,6 +37283,12 @@
             <w:pPr>
               <w:pStyle w:val="TableParagraph"/>
             </w:pPr>
+            <w:r>
+              <w:rPr>
+                <w:sz w:val="22"/>
+              </w:rPr>
+              <w:t>{{n_14_e}}</w:t>
+            </w:r>
           </w:p>
         </w:tc>
         <w:tc>
@@ -36267,6 +37304,12 @@
             <w:pPr>
               <w:pStyle w:val="TableParagraph"/>
             </w:pPr>
+            <w:r>
+              <w:rPr>
+                <w:sz w:val="16"/>
+              </w:rPr>
+              <w:t>{{cm_14_e}}</w:t>
+            </w:r>
           </w:p>
         </w:tc>
       </w:tr>
@@ -36403,6 +37446,12 @@
             <w:pPr>
               <w:pStyle w:val="TableParagraph"/>
             </w:pPr>
+            <w:r>
+              <w:rPr>
+                <w:sz w:val="22"/>
+              </w:rPr>
+              <w:t>{{c_14_f}}</w:t>
+            </w:r>
           </w:p>
         </w:tc>
         <w:tc>
@@ -36457,6 +37506,12 @@
               </w:rPr>
               <w:t>.</w:t>
             </w:r>
+            <w:r>
+              <w:rPr>
+                <w:sz w:val="22"/>
+              </w:rPr>
+              <w:t>{{n_14_f}}</w:t>
+            </w:r>
           </w:p>
         </w:tc>
         <w:tc>
@@ -36482,6 +37537,12 @@
                 <w:sz w:val="24"/>
               </w:rPr>
               <w:t>.</w:t>
+            </w:r>
+            <w:r>
+              <w:rPr>
+                <w:sz w:val="16"/>
+              </w:rPr>
+              <w:t>{{cm_14_f}}</w:t>
             </w:r>
           </w:p>
         </w:tc>
@@ -36605,6 +37666,12 @@
             <w:pPr>
               <w:pStyle w:val="TableParagraph"/>
             </w:pPr>
+            <w:r>
+              <w:rPr>
+                <w:sz w:val="22"/>
+              </w:rPr>
+              <w:t>{{c_14_g}}</w:t>
+            </w:r>
           </w:p>
         </w:tc>
         <w:tc>
@@ -36637,6 +37704,12 @@
             <w:pPr>
               <w:pStyle w:val="TableParagraph"/>
             </w:pPr>
+            <w:r>
+              <w:rPr>
+                <w:sz w:val="22"/>
+              </w:rPr>
+              <w:t>{{n_14_g}}</w:t>
+            </w:r>
           </w:p>
         </w:tc>
         <w:tc>
@@ -36652,6 +37725,12 @@
             <w:pPr>
               <w:pStyle w:val="TableParagraph"/>
             </w:pPr>
+            <w:r>
+              <w:rPr>
+                <w:sz w:val="16"/>
+              </w:rPr>
+              <w:t>{{cm_14_g}}</w:t>
+            </w:r>
           </w:p>
         </w:tc>
       </w:tr>
@@ -36775,6 +37854,12 @@
             <w:pPr>
               <w:pStyle w:val="TableParagraph"/>
             </w:pPr>
+            <w:r>
+              <w:rPr>
+                <w:sz w:val="22"/>
+              </w:rPr>
+              <w:t>{{c_14_h}}</w:t>
+            </w:r>
           </w:p>
         </w:tc>
         <w:tc>
@@ -36807,6 +37892,12 @@
             <w:pPr>
               <w:pStyle w:val="TableParagraph"/>
             </w:pPr>
+            <w:r>
+              <w:rPr>
+                <w:sz w:val="22"/>
+              </w:rPr>
+              <w:t>{{n_14_h}}</w:t>
+            </w:r>
           </w:p>
         </w:tc>
         <w:tc>
@@ -36822,6 +37913,12 @@
             <w:pPr>
               <w:pStyle w:val="TableParagraph"/>
             </w:pPr>
+            <w:r>
+              <w:rPr>
+                <w:sz w:val="16"/>
+              </w:rPr>
+              <w:t>{{cm_14_h}}</w:t>
+            </w:r>
           </w:p>
         </w:tc>
       </w:tr>
@@ -38428,6 +39525,12 @@
             <w:pPr>
               <w:pStyle w:val="TableParagraph"/>
             </w:pPr>
+            <w:r>
+              <w:rPr>
+                <w:sz w:val="22"/>
+              </w:rPr>
+              <w:t>{{c_15_a}}</w:t>
+            </w:r>
           </w:p>
         </w:tc>
         <w:tc>
@@ -38460,6 +39563,12 @@
             <w:pPr>
               <w:pStyle w:val="TableParagraph"/>
             </w:pPr>
+            <w:r>
+              <w:rPr>
+                <w:sz w:val="22"/>
+              </w:rPr>
+              <w:t>{{n_15_a}}</w:t>
+            </w:r>
           </w:p>
         </w:tc>
         <w:tc>
@@ -38475,6 +39584,12 @@
             <w:pPr>
               <w:pStyle w:val="TableParagraph"/>
             </w:pPr>
+            <w:r>
+              <w:rPr>
+                <w:sz w:val="16"/>
+              </w:rPr>
+              <w:t>{{cm_15_a}}</w:t>
+            </w:r>
           </w:p>
         </w:tc>
       </w:tr>
@@ -38529,6 +39644,12 @@
             <w:pPr>
               <w:pStyle w:val="TableParagraph"/>
             </w:pPr>
+            <w:r>
+              <w:rPr>
+                <w:sz w:val="22"/>
+              </w:rPr>
+              <w:t>{{c_15_b}}</w:t>
+            </w:r>
           </w:p>
         </w:tc>
         <w:tc>
@@ -38559,6 +39680,12 @@
             <w:pPr>
               <w:pStyle w:val="TableParagraph"/>
             </w:pPr>
+            <w:r>
+              <w:rPr>
+                <w:sz w:val="22"/>
+              </w:rPr>
+              <w:t>{{n_15_b}}</w:t>
+            </w:r>
           </w:p>
         </w:tc>
         <w:tc>
@@ -38573,6 +39700,12 @@
             <w:pPr>
               <w:pStyle w:val="TableParagraph"/>
             </w:pPr>
+            <w:r>
+              <w:rPr>
+                <w:sz w:val="16"/>
+              </w:rPr>
+              <w:t>{{cm_15_b}}</w:t>
+            </w:r>
           </w:p>
         </w:tc>
       </w:tr>
@@ -38674,6 +39807,12 @@
                 <w:sz w:val="20"/>
               </w:rPr>
             </w:pPr>
+            <w:r>
+              <w:rPr>
+                <w:sz w:val="22"/>
+              </w:rPr>
+              <w:t>{{c_15_c}}</w:t>
+            </w:r>
           </w:p>
         </w:tc>
         <w:tc>
@@ -38710,6 +39849,12 @@
                 <w:sz w:val="20"/>
               </w:rPr>
             </w:pPr>
+            <w:r>
+              <w:rPr>
+                <w:sz w:val="22"/>
+              </w:rPr>
+              <w:t>{{n_15_c}}</w:t>
+            </w:r>
           </w:p>
         </w:tc>
         <w:tc>
@@ -38727,6 +39872,12 @@
                 <w:sz w:val="20"/>
               </w:rPr>
             </w:pPr>
+            <w:r>
+              <w:rPr>
+                <w:sz w:val="16"/>
+              </w:rPr>
+              <w:t>{{cm_15_c}}</w:t>
+            </w:r>
           </w:p>
         </w:tc>
       </w:tr>
@@ -38850,6 +40001,12 @@
                 <w:sz w:val="20"/>
               </w:rPr>
             </w:pPr>
+            <w:r>
+              <w:rPr>
+                <w:sz w:val="22"/>
+              </w:rPr>
+              <w:t>{{c_15_d}}</w:t>
+            </w:r>
           </w:p>
         </w:tc>
         <w:tc>
@@ -38888,6 +40045,12 @@
                 <w:sz w:val="20"/>
               </w:rPr>
             </w:pPr>
+            <w:r>
+              <w:rPr>
+                <w:sz w:val="22"/>
+              </w:rPr>
+              <w:t>{{n_15_d}}</w:t>
+            </w:r>
           </w:p>
         </w:tc>
         <w:tc>
@@ -38906,6 +40069,12 @@
                 <w:sz w:val="20"/>
               </w:rPr>
             </w:pPr>
+            <w:r>
+              <w:rPr>
+                <w:sz w:val="16"/>
+              </w:rPr>
+              <w:t>{{cm_15_d}}</w:t>
+            </w:r>
           </w:p>
         </w:tc>
       </w:tr>
@@ -40470,6 +41639,12 @@
                 <w:sz w:val="20"/>
               </w:rPr>
             </w:pPr>
+            <w:r>
+              <w:rPr>
+                <w:sz w:val="22"/>
+              </w:rPr>
+              <w:t>{{c_16_a}}</w:t>
+            </w:r>
           </w:p>
         </w:tc>
         <w:tc>
@@ -40508,6 +41683,12 @@
                 <w:sz w:val="20"/>
               </w:rPr>
             </w:pPr>
+            <w:r>
+              <w:rPr>
+                <w:sz w:val="22"/>
+              </w:rPr>
+              <w:t>{{n_16_a}}</w:t>
+            </w:r>
           </w:p>
         </w:tc>
         <w:tc>
@@ -40526,6 +41707,12 @@
                 <w:sz w:val="20"/>
               </w:rPr>
             </w:pPr>
+            <w:r>
+              <w:rPr>
+                <w:sz w:val="16"/>
+              </w:rPr>
+              <w:t>{{cm_16_a}}</w:t>
+            </w:r>
           </w:p>
         </w:tc>
       </w:tr>
@@ -40618,6 +41805,12 @@
                 <w:sz w:val="20"/>
               </w:rPr>
             </w:pPr>
+            <w:r>
+              <w:rPr>
+                <w:sz w:val="22"/>
+              </w:rPr>
+              <w:t>{{c_16_b}}</w:t>
+            </w:r>
           </w:p>
         </w:tc>
         <w:tc>
@@ -40656,6 +41849,12 @@
                 <w:sz w:val="20"/>
               </w:rPr>
             </w:pPr>
+            <w:r>
+              <w:rPr>
+                <w:sz w:val="22"/>
+              </w:rPr>
+              <w:t>{{n_16_b}}</w:t>
+            </w:r>
           </w:p>
         </w:tc>
         <w:tc>
@@ -40674,6 +41873,12 @@
                 <w:sz w:val="20"/>
               </w:rPr>
             </w:pPr>
+            <w:r>
+              <w:rPr>
+                <w:sz w:val="16"/>
+              </w:rPr>
+              <w:t>{{cm_16_b}}</w:t>
+            </w:r>
           </w:p>
         </w:tc>
       </w:tr>
@@ -40785,6 +41990,12 @@
                 <w:sz w:val="20"/>
               </w:rPr>
             </w:pPr>
+            <w:r>
+              <w:rPr>
+                <w:sz w:val="22"/>
+              </w:rPr>
+              <w:t>{{c_16_c}}</w:t>
+            </w:r>
           </w:p>
         </w:tc>
         <w:tc>
@@ -40823,6 +42034,12 @@
                 <w:sz w:val="20"/>
               </w:rPr>
             </w:pPr>
+            <w:r>
+              <w:rPr>
+                <w:sz w:val="22"/>
+              </w:rPr>
+              <w:t>{{n_16_c}}</w:t>
+            </w:r>
           </w:p>
         </w:tc>
         <w:tc>
@@ -40841,6 +42058,12 @@
                 <w:sz w:val="20"/>
               </w:rPr>
             </w:pPr>
+            <w:r>
+              <w:rPr>
+                <w:sz w:val="16"/>
+              </w:rPr>
+              <w:t>{{cm_16_c}}</w:t>
+            </w:r>
           </w:p>
         </w:tc>
       </w:tr>
@@ -40933,6 +42156,12 @@
                 <w:sz w:val="20"/>
               </w:rPr>
             </w:pPr>
+            <w:r>
+              <w:rPr>
+                <w:sz w:val="22"/>
+              </w:rPr>
+              <w:t>{{c_16_d}}</w:t>
+            </w:r>
           </w:p>
         </w:tc>
         <w:tc>
@@ -40971,6 +42200,12 @@
                 <w:sz w:val="20"/>
               </w:rPr>
             </w:pPr>
+            <w:r>
+              <w:rPr>
+                <w:sz w:val="22"/>
+              </w:rPr>
+              <w:t>{{n_16_d}}</w:t>
+            </w:r>
           </w:p>
         </w:tc>
         <w:tc>
@@ -40989,6 +42224,12 @@
                 <w:sz w:val="20"/>
               </w:rPr>
             </w:pPr>
+            <w:r>
+              <w:rPr>
+                <w:sz w:val="16"/>
+              </w:rPr>
+              <w:t>{{cm_16_d}}</w:t>
+            </w:r>
           </w:p>
         </w:tc>
       </w:tr>
@@ -41115,6 +42356,12 @@
                 <w:sz w:val="20"/>
               </w:rPr>
             </w:pPr>
+            <w:r>
+              <w:rPr>
+                <w:sz w:val="22"/>
+              </w:rPr>
+              <w:t>{{c_16_e}}</w:t>
+            </w:r>
           </w:p>
         </w:tc>
         <w:tc>
@@ -41153,6 +42400,12 @@
                 <w:sz w:val="20"/>
               </w:rPr>
             </w:pPr>
+            <w:r>
+              <w:rPr>
+                <w:sz w:val="22"/>
+              </w:rPr>
+              <w:t>{{n_16_e}}</w:t>
+            </w:r>
           </w:p>
         </w:tc>
         <w:tc>
@@ -41171,6 +42424,12 @@
                 <w:sz w:val="20"/>
               </w:rPr>
             </w:pPr>
+            <w:r>
+              <w:rPr>
+                <w:sz w:val="16"/>
+              </w:rPr>
+              <w:t>{{cm_16_e}}</w:t>
+            </w:r>
           </w:p>
         </w:tc>
       </w:tr>
@@ -41264,6 +42523,12 @@
                 <w:sz w:val="20"/>
               </w:rPr>
             </w:pPr>
+            <w:r>
+              <w:rPr>
+                <w:sz w:val="22"/>
+              </w:rPr>
+              <w:t>{{c_16_f}}</w:t>
+            </w:r>
           </w:p>
         </w:tc>
         <w:tc>
@@ -41302,6 +42567,12 @@
                 <w:sz w:val="20"/>
               </w:rPr>
             </w:pPr>
+            <w:r>
+              <w:rPr>
+                <w:sz w:val="22"/>
+              </w:rPr>
+              <w:t>{{n_16_f}}</w:t>
+            </w:r>
           </w:p>
         </w:tc>
         <w:tc>
@@ -41320,6 +42591,12 @@
                 <w:sz w:val="20"/>
               </w:rPr>
             </w:pPr>
+            <w:r>
+              <w:rPr>
+                <w:sz w:val="16"/>
+              </w:rPr>
+              <w:t>{{cm_16_f}}</w:t>
+            </w:r>
           </w:p>
         </w:tc>
       </w:tr>
@@ -41421,6 +42698,12 @@
                 <w:sz w:val="20"/>
               </w:rPr>
             </w:pPr>
+            <w:r>
+              <w:rPr>
+                <w:sz w:val="22"/>
+              </w:rPr>
+              <w:t>{{c_16_g}}</w:t>
+            </w:r>
           </w:p>
         </w:tc>
         <w:tc>
@@ -41459,6 +42742,12 @@
                 <w:sz w:val="20"/>
               </w:rPr>
             </w:pPr>
+            <w:r>
+              <w:rPr>
+                <w:sz w:val="22"/>
+              </w:rPr>
+              <w:t>{{n_16_g}}</w:t>
+            </w:r>
           </w:p>
         </w:tc>
         <w:tc>
@@ -41477,6 +42766,12 @@
                 <w:sz w:val="20"/>
               </w:rPr>
             </w:pPr>
+            <w:r>
+              <w:rPr>
+                <w:sz w:val="16"/>
+              </w:rPr>
+              <w:t>{{cm_16_g}}</w:t>
+            </w:r>
           </w:p>
         </w:tc>
       </w:tr>
@@ -41551,6 +42846,12 @@
                 <w:sz w:val="20"/>
               </w:rPr>
             </w:pPr>
+            <w:r>
+              <w:rPr>
+                <w:sz w:val="22"/>
+              </w:rPr>
+              <w:t>{{c_16_h}}</w:t>
+            </w:r>
           </w:p>
         </w:tc>
         <w:tc>
@@ -41589,6 +42890,12 @@
                 <w:sz w:val="20"/>
               </w:rPr>
             </w:pPr>
+            <w:r>
+              <w:rPr>
+                <w:sz w:val="22"/>
+              </w:rPr>
+              <w:t>{{n_16_h}}</w:t>
+            </w:r>
           </w:p>
         </w:tc>
         <w:tc>
@@ -41607,6 +42914,12 @@
                 <w:sz w:val="20"/>
               </w:rPr>
             </w:pPr>
+            <w:r>
+              <w:rPr>
+                <w:sz w:val="16"/>
+              </w:rPr>
+              <w:t>{{cm_16_h}}</w:t>
+            </w:r>
           </w:p>
         </w:tc>
       </w:tr>
@@ -41739,6 +43052,12 @@
                 <w:sz w:val="20"/>
               </w:rPr>
             </w:pPr>
+            <w:r>
+              <w:rPr>
+                <w:sz w:val="22"/>
+              </w:rPr>
+              <w:t>{{c_16_i}}</w:t>
+            </w:r>
           </w:p>
         </w:tc>
         <w:tc>
@@ -41775,6 +43094,12 @@
                 <w:sz w:val="20"/>
               </w:rPr>
             </w:pPr>
+            <w:r>
+              <w:rPr>
+                <w:sz w:val="22"/>
+              </w:rPr>
+              <w:t>{{n_16_i}}</w:t>
+            </w:r>
           </w:p>
         </w:tc>
         <w:tc>
@@ -41792,6 +43117,12 @@
                 <w:sz w:val="20"/>
               </w:rPr>
             </w:pPr>
+            <w:r>
+              <w:rPr>
+                <w:sz w:val="16"/>
+              </w:rPr>
+              <w:t>{{cm_16_i}}</w:t>
+            </w:r>
           </w:p>
         </w:tc>
       </w:tr>
@@ -42007,6 +43338,12 @@
                 <w:sz w:val="20"/>
               </w:rPr>
             </w:pPr>
+            <w:r>
+              <w:rPr>
+                <w:sz w:val="22"/>
+              </w:rPr>
+              <w:t>{{c_16_j}}</w:t>
+            </w:r>
           </w:p>
         </w:tc>
         <w:tc>
@@ -42043,6 +43380,12 @@
                 <w:sz w:val="20"/>
               </w:rPr>
             </w:pPr>
+            <w:r>
+              <w:rPr>
+                <w:sz w:val="22"/>
+              </w:rPr>
+              <w:t>{{n_16_j}}</w:t>
+            </w:r>
           </w:p>
         </w:tc>
         <w:tc>
@@ -42060,6 +43403,12 @@
                 <w:sz w:val="20"/>
               </w:rPr>
             </w:pPr>
+            <w:r>
+              <w:rPr>
+                <w:sz w:val="16"/>
+              </w:rPr>
+              <w:t>{{cm_16_j}}</w:t>
+            </w:r>
           </w:p>
         </w:tc>
       </w:tr>
@@ -43704,6 +45053,12 @@
                 <w:sz w:val="20"/>
               </w:rPr>
             </w:pPr>
+            <w:r>
+              <w:rPr>
+                <w:sz w:val="22"/>
+              </w:rPr>
+              <w:t>{{c_17_a}}</w:t>
+            </w:r>
           </w:p>
         </w:tc>
         <w:tc>
@@ -43742,6 +45097,12 @@
                 <w:sz w:val="20"/>
               </w:rPr>
             </w:pPr>
+            <w:r>
+              <w:rPr>
+                <w:sz w:val="22"/>
+              </w:rPr>
+              <w:t>{{n_17_a}}</w:t>
+            </w:r>
           </w:p>
         </w:tc>
         <w:tc>
@@ -43760,6 +45121,12 @@
                 <w:sz w:val="20"/>
               </w:rPr>
             </w:pPr>
+            <w:r>
+              <w:rPr>
+                <w:sz w:val="16"/>
+              </w:rPr>
+              <w:t>{{cm_17_a}}</w:t>
+            </w:r>
           </w:p>
         </w:tc>
       </w:tr>
@@ -43879,6 +45246,12 @@
                 <w:sz w:val="20"/>
               </w:rPr>
             </w:pPr>
+            <w:r>
+              <w:rPr>
+                <w:sz w:val="22"/>
+              </w:rPr>
+              <w:t>{{c_17_b}}</w:t>
+            </w:r>
           </w:p>
         </w:tc>
         <w:tc>
@@ -43917,6 +45290,12 @@
                 <w:sz w:val="20"/>
               </w:rPr>
             </w:pPr>
+            <w:r>
+              <w:rPr>
+                <w:sz w:val="22"/>
+              </w:rPr>
+              <w:t>{{n_17_b}}</w:t>
+            </w:r>
           </w:p>
         </w:tc>
         <w:tc>
@@ -43935,6 +45314,12 @@
                 <w:sz w:val="20"/>
               </w:rPr>
             </w:pPr>
+            <w:r>
+              <w:rPr>
+                <w:sz w:val="16"/>
+              </w:rPr>
+              <w:t>{{cm_17_b}}</w:t>
+            </w:r>
           </w:p>
         </w:tc>
       </w:tr>
@@ -44028,6 +45413,12 @@
                 <w:sz w:val="20"/>
               </w:rPr>
             </w:pPr>
+            <w:r>
+              <w:rPr>
+                <w:sz w:val="22"/>
+              </w:rPr>
+              <w:t>{{c_17_c}}</w:t>
+            </w:r>
           </w:p>
         </w:tc>
         <w:tc>
@@ -44066,6 +45457,12 @@
                 <w:sz w:val="20"/>
               </w:rPr>
             </w:pPr>
+            <w:r>
+              <w:rPr>
+                <w:sz w:val="22"/>
+              </w:rPr>
+              <w:t>{{n_17_c}}</w:t>
+            </w:r>
           </w:p>
         </w:tc>
         <w:tc>
@@ -44084,6 +45481,12 @@
                 <w:sz w:val="20"/>
               </w:rPr>
             </w:pPr>
+            <w:r>
+              <w:rPr>
+                <w:sz w:val="16"/>
+              </w:rPr>
+              <w:t>{{cm_17_c}}</w:t>
+            </w:r>
           </w:p>
         </w:tc>
       </w:tr>
@@ -44170,6 +45573,12 @@
                 <w:sz w:val="20"/>
               </w:rPr>
             </w:pPr>
+            <w:r>
+              <w:rPr>
+                <w:sz w:val="22"/>
+              </w:rPr>
+              <w:t>{{c_17_d}}</w:t>
+            </w:r>
           </w:p>
         </w:tc>
         <w:tc>
@@ -44208,6 +45617,12 @@
                 <w:sz w:val="20"/>
               </w:rPr>
             </w:pPr>
+            <w:r>
+              <w:rPr>
+                <w:sz w:val="22"/>
+              </w:rPr>
+              <w:t>{{n_17_d}}</w:t>
+            </w:r>
           </w:p>
         </w:tc>
         <w:tc>
@@ -44226,6 +45641,12 @@
                 <w:sz w:val="20"/>
               </w:rPr>
             </w:pPr>
+            <w:r>
+              <w:rPr>
+                <w:sz w:val="16"/>
+              </w:rPr>
+              <w:t>{{cm_17_d}}</w:t>
+            </w:r>
           </w:p>
         </w:tc>
       </w:tr>
@@ -44412,6 +45833,12 @@
                 <w:sz w:val="20"/>
               </w:rPr>
             </w:pPr>
+            <w:r>
+              <w:rPr>
+                <w:sz w:val="22"/>
+              </w:rPr>
+              <w:t>{{c_17_e}}</w:t>
+            </w:r>
           </w:p>
         </w:tc>
         <w:tc>
@@ -44450,6 +45877,12 @@
                 <w:sz w:val="20"/>
               </w:rPr>
             </w:pPr>
+            <w:r>
+              <w:rPr>
+                <w:sz w:val="22"/>
+              </w:rPr>
+              <w:t>{{n_17_e}}</w:t>
+            </w:r>
           </w:p>
         </w:tc>
         <w:tc>
@@ -44468,6 +45901,12 @@
                 <w:sz w:val="20"/>
               </w:rPr>
             </w:pPr>
+            <w:r>
+              <w:rPr>
+                <w:sz w:val="16"/>
+              </w:rPr>
+              <w:t>{{cm_17_e}}</w:t>
+            </w:r>
           </w:p>
         </w:tc>
       </w:tr>
@@ -44543,6 +45982,12 @@
                 <w:sz w:val="20"/>
               </w:rPr>
             </w:pPr>
+            <w:r>
+              <w:rPr>
+                <w:sz w:val="22"/>
+              </w:rPr>
+              <w:t>{{c_17_f}}</w:t>
+            </w:r>
           </w:p>
         </w:tc>
         <w:tc>
@@ -44581,6 +46026,12 @@
                 <w:sz w:val="20"/>
               </w:rPr>
             </w:pPr>
+            <w:r>
+              <w:rPr>
+                <w:sz w:val="22"/>
+              </w:rPr>
+              <w:t>{{n_17_f}}</w:t>
+            </w:r>
           </w:p>
         </w:tc>
         <w:tc>
@@ -44599,6 +46050,12 @@
                 <w:sz w:val="20"/>
               </w:rPr>
             </w:pPr>
+            <w:r>
+              <w:rPr>
+                <w:sz w:val="16"/>
+              </w:rPr>
+              <w:t>{{cm_17_f}}</w:t>
+            </w:r>
           </w:p>
         </w:tc>
       </w:tr>
@@ -44650,6 +46107,12 @@
                 <w:sz w:val="20"/>
               </w:rPr>
             </w:pPr>
+            <w:r>
+              <w:rPr>
+                <w:sz w:val="22"/>
+              </w:rPr>
+              <w:t>{{c_17_g}}</w:t>
+            </w:r>
           </w:p>
         </w:tc>
         <w:tc>
@@ -44686,6 +46149,12 @@
                 <w:sz w:val="20"/>
               </w:rPr>
             </w:pPr>
+            <w:r>
+              <w:rPr>
+                <w:sz w:val="22"/>
+              </w:rPr>
+              <w:t>{{n_17_g}}</w:t>
+            </w:r>
           </w:p>
         </w:tc>
         <w:tc>
@@ -44703,6 +46172,12 @@
                 <w:sz w:val="20"/>
               </w:rPr>
             </w:pPr>
+            <w:r>
+              <w:rPr>
+                <w:sz w:val="16"/>
+              </w:rPr>
+              <w:t>{{cm_17_g}}</w:t>
+            </w:r>
           </w:p>
         </w:tc>
       </w:tr>
@@ -46398,6 +47873,12 @@
             <w:pPr>
               <w:pStyle w:val="TableParagraph"/>
             </w:pPr>
+            <w:r>
+              <w:rPr>
+                <w:sz w:val="22"/>
+              </w:rPr>
+              <w:t>{{c_18_a}}</w:t>
+            </w:r>
           </w:p>
         </w:tc>
         <w:tc>
@@ -46430,6 +47911,12 @@
             <w:pPr>
               <w:pStyle w:val="TableParagraph"/>
             </w:pPr>
+            <w:r>
+              <w:rPr>
+                <w:sz w:val="22"/>
+              </w:rPr>
+              <w:t>{{n_18_a}}</w:t>
+            </w:r>
           </w:p>
         </w:tc>
         <w:tc>
@@ -46445,6 +47932,12 @@
             <w:pPr>
               <w:pStyle w:val="TableParagraph"/>
             </w:pPr>
+            <w:r>
+              <w:rPr>
+                <w:sz w:val="16"/>
+              </w:rPr>
+              <w:t>{{cm_18_a}}</w:t>
+            </w:r>
           </w:p>
         </w:tc>
       </w:tr>
@@ -46610,6 +48103,12 @@
             <w:pPr>
               <w:pStyle w:val="TableParagraph"/>
             </w:pPr>
+            <w:r>
+              <w:rPr>
+                <w:sz w:val="22"/>
+              </w:rPr>
+              <w:t>{{c_18_b}}</w:t>
+            </w:r>
           </w:p>
         </w:tc>
         <w:tc>
@@ -46642,6 +48141,12 @@
             <w:pPr>
               <w:pStyle w:val="TableParagraph"/>
             </w:pPr>
+            <w:r>
+              <w:rPr>
+                <w:sz w:val="22"/>
+              </w:rPr>
+              <w:t>{{n_18_b}}</w:t>
+            </w:r>
           </w:p>
         </w:tc>
         <w:tc>
@@ -46657,6 +48162,12 @@
             <w:pPr>
               <w:pStyle w:val="TableParagraph"/>
             </w:pPr>
+            <w:r>
+              <w:rPr>
+                <w:sz w:val="16"/>
+              </w:rPr>
+              <w:t>{{cm_18_b}}</w:t>
+            </w:r>
           </w:p>
         </w:tc>
       </w:tr>
@@ -46849,6 +48360,12 @@
             <w:pPr>
               <w:pStyle w:val="TableParagraph"/>
             </w:pPr>
+            <w:r>
+              <w:rPr>
+                <w:sz w:val="22"/>
+              </w:rPr>
+              <w:t>{{c_18_c}}</w:t>
+            </w:r>
           </w:p>
         </w:tc>
         <w:tc>
@@ -46881,6 +48398,12 @@
             <w:pPr>
               <w:pStyle w:val="TableParagraph"/>
             </w:pPr>
+            <w:r>
+              <w:rPr>
+                <w:sz w:val="22"/>
+              </w:rPr>
+              <w:t>{{n_18_c}}</w:t>
+            </w:r>
           </w:p>
         </w:tc>
         <w:tc>
@@ -46896,6 +48419,12 @@
             <w:pPr>
               <w:pStyle w:val="TableParagraph"/>
             </w:pPr>
+            <w:r>
+              <w:rPr>
+                <w:sz w:val="16"/>
+              </w:rPr>
+              <w:t>{{cm_18_c}}</w:t>
+            </w:r>
           </w:p>
         </w:tc>
       </w:tr>
@@ -48143,6 +49672,12 @@
             <w:pPr>
               <w:pStyle w:val="TableParagraph"/>
             </w:pPr>
+            <w:r>
+              <w:rPr>
+                <w:sz w:val="22"/>
+              </w:rPr>
+              <w:t>{{c_18_d}}</w:t>
+            </w:r>
           </w:p>
         </w:tc>
         <w:tc>
@@ -48175,6 +49710,12 @@
             <w:pPr>
               <w:pStyle w:val="TableParagraph"/>
             </w:pPr>
+            <w:r>
+              <w:rPr>
+                <w:sz w:val="22"/>
+              </w:rPr>
+              <w:t>{{n_18_d}}</w:t>
+            </w:r>
           </w:p>
         </w:tc>
         <w:tc>
@@ -48190,6 +49731,12 @@
             <w:pPr>
               <w:pStyle w:val="TableParagraph"/>
             </w:pPr>
+            <w:r>
+              <w:rPr>
+                <w:sz w:val="16"/>
+              </w:rPr>
+              <w:t>{{cm_18_d}}</w:t>
+            </w:r>
           </w:p>
         </w:tc>
       </w:tr>
@@ -49277,6 +50824,12 @@
             <w:pPr>
               <w:pStyle w:val="TableParagraph"/>
             </w:pPr>
+            <w:r>
+              <w:rPr>
+                <w:sz w:val="22"/>
+              </w:rPr>
+              <w:t>{{c_18_e}}</w:t>
+            </w:r>
           </w:p>
         </w:tc>
         <w:tc>
@@ -49307,6 +50860,12 @@
             <w:pPr>
               <w:pStyle w:val="TableParagraph"/>
             </w:pPr>
+            <w:r>
+              <w:rPr>
+                <w:sz w:val="22"/>
+              </w:rPr>
+              <w:t>{{n_18_e}}</w:t>
+            </w:r>
           </w:p>
         </w:tc>
         <w:tc>
@@ -49321,6 +50880,12 @@
             <w:pPr>
               <w:pStyle w:val="TableParagraph"/>
             </w:pPr>
+            <w:r>
+              <w:rPr>
+                <w:sz w:val="16"/>
+              </w:rPr>
+              <w:t>{{cm_18_e}}</w:t>
+            </w:r>
           </w:p>
         </w:tc>
       </w:tr>
@@ -50084,6 +51649,12 @@
             <w:pPr>
               <w:pStyle w:val="TableParagraph"/>
             </w:pPr>
+            <w:r>
+              <w:rPr>
+                <w:sz w:val="22"/>
+              </w:rPr>
+              <w:t>{{c_18_f}}</w:t>
+            </w:r>
           </w:p>
         </w:tc>
         <w:tc>
@@ -50116,6 +51687,12 @@
             <w:pPr>
               <w:pStyle w:val="TableParagraph"/>
             </w:pPr>
+            <w:r>
+              <w:rPr>
+                <w:sz w:val="22"/>
+              </w:rPr>
+              <w:t>{{n_18_f}}</w:t>
+            </w:r>
           </w:p>
         </w:tc>
         <w:tc>
@@ -50131,6 +51708,12 @@
             <w:pPr>
               <w:pStyle w:val="TableParagraph"/>
             </w:pPr>
+            <w:r>
+              <w:rPr>
+                <w:sz w:val="16"/>
+              </w:rPr>
+              <w:t>{{cm_18_f}}</w:t>
+            </w:r>
           </w:p>
         </w:tc>
       </w:tr>
@@ -50415,6 +51998,16 @@
           <w:spacing w:val="-2"/>
         </w:rPr>
         <w:t xml:space="preserve"> document.</w:t>
+      </w:r>
+    </w:p>
+    <w:p>
+      <w:pPr>
+        <w:pStyle w:val="Heading2"/>
+        <w:spacing w:before="92"/>
+        <w:ind w:left="120"/>
+      </w:pPr>
+      <w:r>
+        <w:t>{{reader_recommendation}}</w:t>
       </w:r>
     </w:p>
     <w:p>

--- a/CSHSE/server/src/assets/reader-report-templates/masters.docx
+++ b/CSHSE/server/src/assets/reader-report-templates/masters.docx
@@ -52815,7 +52815,7 @@
                     <w:spacing w:val="-4"/>
                     <w:sz w:val="16"/>
                   </w:rPr>
-                  <w:t xml:space="preserve"> 2020</w:t>
+                  <w:t xml:space="preserve"> 2025</w:t>
                 </w:r>
               </w:p>
             </w:txbxContent>

--- a/CSHSE/server/src/assets/reader-report-templates/masters.docx
+++ b/CSHSE/server/src/assets/reader-report-templates/masters.docx
@@ -1938,17 +1938,17 @@
             <w:shd w:val="clear" w:color="auto" w:fill="DFDFDF"/>
           </w:tcPr>
           <w:p>
+            <w:pPr>
+              <w:pStyle w:val="TableParagraph"/>
+              <w:spacing w:before="8"/>
+              <w:rPr>
+                <w:b/>
+                <w:sz w:val="25"/>
+              </w:rPr>
+            </w:pPr>
             <w:r>
               <w:t xml:space="preserve">{{c_introduction}} </w:t>
             </w:r>
-            <w:pPr>
-              <w:pStyle w:val="TableParagraph"/>
-              <w:spacing w:before="8"/>
-              <w:rPr>
-                <w:b/>
-                <w:sz w:val="25"/>
-              </w:rPr>
-            </w:pPr>
           </w:p>
           <w:p>
             <w:pPr>
@@ -2022,9 +2022,6 @@
             <w:shd w:val="clear" w:color="auto" w:fill="DFDFDF"/>
           </w:tcPr>
           <w:p>
-            <w:r>
-              <w:t xml:space="preserve">{{n_introduction}} </w:t>
-            </w:r>
             <w:pPr>
               <w:pStyle w:val="TableParagraph"/>
               <w:spacing w:before="168"/>
@@ -2033,6 +2030,9 @@
                 <w:b/>
               </w:rPr>
             </w:pPr>
+            <w:r>
+              <w:t xml:space="preserve">{{n_introduction}} </w:t>
+            </w:r>
             <w:r>
               <w:rPr>
                 <w:b/>
@@ -6881,17 +6881,17 @@
             <w:shd w:val="clear" w:color="auto" w:fill="DFDFDF"/>
           </w:tcPr>
           <w:p>
+            <w:pPr>
+              <w:pStyle w:val="TableParagraph"/>
+              <w:rPr>
+                <w:rFonts w:ascii="Arial"/>
+                <w:b/>
+                <w:sz w:val="24"/>
+              </w:rPr>
+            </w:pPr>
             <w:r>
               <w:t xml:space="preserve">{{c_1}} </w:t>
             </w:r>
-            <w:pPr>
-              <w:pStyle w:val="TableParagraph"/>
-              <w:rPr>
-                <w:rFonts w:ascii="Arial"/>
-                <w:b/>
-                <w:sz w:val="24"/>
-              </w:rPr>
-            </w:pPr>
           </w:p>
           <w:p>
             <w:pPr>
@@ -7008,17 +7008,17 @@
             <w:shd w:val="clear" w:color="auto" w:fill="DFDFDF"/>
           </w:tcPr>
           <w:p>
+            <w:pPr>
+              <w:pStyle w:val="TableParagraph"/>
+              <w:rPr>
+                <w:rFonts w:ascii="Arial"/>
+                <w:b/>
+                <w:sz w:val="24"/>
+              </w:rPr>
+            </w:pPr>
             <w:r>
               <w:t xml:space="preserve">{{n_1}} </w:t>
             </w:r>
-            <w:pPr>
-              <w:pStyle w:val="TableParagraph"/>
-              <w:rPr>
-                <w:rFonts w:ascii="Arial"/>
-                <w:b/>
-                <w:sz w:val="24"/>
-              </w:rPr>
-            </w:pPr>
           </w:p>
           <w:p>
             <w:pPr>
@@ -9169,17 +9169,17 @@
             <w:shd w:val="clear" w:color="auto" w:fill="D9D9D9"/>
           </w:tcPr>
           <w:p>
+            <w:pPr>
+              <w:pStyle w:val="TableParagraph"/>
+              <w:rPr>
+                <w:rFonts w:ascii="Arial"/>
+                <w:b/>
+                <w:sz w:val="24"/>
+              </w:rPr>
+            </w:pPr>
             <w:r>
               <w:t xml:space="preserve">{{c_2}} </w:t>
             </w:r>
-            <w:pPr>
-              <w:pStyle w:val="TableParagraph"/>
-              <w:rPr>
-                <w:rFonts w:ascii="Arial"/>
-                <w:b/>
-                <w:sz w:val="24"/>
-              </w:rPr>
-            </w:pPr>
           </w:p>
           <w:p>
             <w:pPr>
@@ -9294,17 +9294,17 @@
             <w:shd w:val="clear" w:color="auto" w:fill="DFDFDF"/>
           </w:tcPr>
           <w:p>
+            <w:pPr>
+              <w:pStyle w:val="TableParagraph"/>
+              <w:rPr>
+                <w:rFonts w:ascii="Arial"/>
+                <w:b/>
+                <w:sz w:val="24"/>
+              </w:rPr>
+            </w:pPr>
             <w:r>
               <w:t xml:space="preserve">{{n_2}} </w:t>
             </w:r>
-            <w:pPr>
-              <w:pStyle w:val="TableParagraph"/>
-              <w:rPr>
-                <w:rFonts w:ascii="Arial"/>
-                <w:b/>
-                <w:sz w:val="24"/>
-              </w:rPr>
-            </w:pPr>
           </w:p>
           <w:p>
             <w:pPr>
@@ -11542,17 +11542,17 @@
             <w:shd w:val="clear" w:color="auto" w:fill="D9D9D9"/>
           </w:tcPr>
           <w:p>
+            <w:pPr>
+              <w:pStyle w:val="TableParagraph"/>
+              <w:rPr>
+                <w:rFonts w:ascii="Arial"/>
+                <w:b/>
+                <w:sz w:val="24"/>
+              </w:rPr>
+            </w:pPr>
             <w:r>
               <w:t xml:space="preserve">{{c_3}} </w:t>
             </w:r>
-            <w:pPr>
-              <w:pStyle w:val="TableParagraph"/>
-              <w:rPr>
-                <w:rFonts w:ascii="Arial"/>
-                <w:b/>
-                <w:sz w:val="24"/>
-              </w:rPr>
-            </w:pPr>
           </w:p>
           <w:p>
             <w:pPr>
@@ -11681,17 +11681,17 @@
             <w:shd w:val="clear" w:color="auto" w:fill="D9D9D9"/>
           </w:tcPr>
           <w:p>
+            <w:pPr>
+              <w:pStyle w:val="TableParagraph"/>
+              <w:rPr>
+                <w:rFonts w:ascii="Arial"/>
+                <w:b/>
+                <w:sz w:val="24"/>
+              </w:rPr>
+            </w:pPr>
             <w:r>
               <w:t xml:space="preserve">{{n_3}} </w:t>
             </w:r>
-            <w:pPr>
-              <w:pStyle w:val="TableParagraph"/>
-              <w:rPr>
-                <w:rFonts w:ascii="Arial"/>
-                <w:b/>
-                <w:sz w:val="24"/>
-              </w:rPr>
-            </w:pPr>
           </w:p>
           <w:p>
             <w:pPr>
@@ -13822,17 +13822,17 @@
             <w:shd w:val="clear" w:color="auto" w:fill="D9D9D9"/>
           </w:tcPr>
           <w:p>
+            <w:pPr>
+              <w:pStyle w:val="TableParagraph"/>
+              <w:rPr>
+                <w:rFonts w:ascii="Arial"/>
+                <w:b/>
+                <w:sz w:val="24"/>
+              </w:rPr>
+            </w:pPr>
             <w:r>
               <w:t xml:space="preserve">{{c_4}} </w:t>
             </w:r>
-            <w:pPr>
-              <w:pStyle w:val="TableParagraph"/>
-              <w:rPr>
-                <w:rFonts w:ascii="Arial"/>
-                <w:b/>
-                <w:sz w:val="24"/>
-              </w:rPr>
-            </w:pPr>
           </w:p>
           <w:p>
             <w:pPr>
@@ -13947,17 +13947,17 @@
             <w:shd w:val="clear" w:color="auto" w:fill="D9D9D9"/>
           </w:tcPr>
           <w:p>
+            <w:pPr>
+              <w:pStyle w:val="TableParagraph"/>
+              <w:rPr>
+                <w:rFonts w:ascii="Arial"/>
+                <w:b/>
+                <w:sz w:val="24"/>
+              </w:rPr>
+            </w:pPr>
             <w:r>
               <w:t xml:space="preserve">{{n_4}} </w:t>
             </w:r>
-            <w:pPr>
-              <w:pStyle w:val="TableParagraph"/>
-              <w:rPr>
-                <w:rFonts w:ascii="Arial"/>
-                <w:b/>
-                <w:sz w:val="24"/>
-              </w:rPr>
-            </w:pPr>
           </w:p>
           <w:p>
             <w:pPr>
@@ -16975,17 +16975,17 @@
             <w:shd w:val="clear" w:color="auto" w:fill="DFDFDF"/>
           </w:tcPr>
           <w:p>
+            <w:pPr>
+              <w:pStyle w:val="TableParagraph"/>
+              <w:rPr>
+                <w:rFonts w:ascii="Arial"/>
+                <w:b/>
+                <w:sz w:val="24"/>
+              </w:rPr>
+            </w:pPr>
             <w:r>
               <w:t xml:space="preserve">{{c_5}} </w:t>
             </w:r>
-            <w:pPr>
-              <w:pStyle w:val="TableParagraph"/>
-              <w:rPr>
-                <w:rFonts w:ascii="Arial"/>
-                <w:b/>
-                <w:sz w:val="24"/>
-              </w:rPr>
-            </w:pPr>
           </w:p>
           <w:p>
             <w:pPr>
@@ -17100,17 +17100,17 @@
             <w:shd w:val="clear" w:color="auto" w:fill="DFDFDF"/>
           </w:tcPr>
           <w:p>
+            <w:pPr>
+              <w:pStyle w:val="TableParagraph"/>
+              <w:rPr>
+                <w:rFonts w:ascii="Arial"/>
+                <w:b/>
+                <w:sz w:val="24"/>
+              </w:rPr>
+            </w:pPr>
             <w:r>
               <w:t xml:space="preserve">{{n_5}} </w:t>
             </w:r>
-            <w:pPr>
-              <w:pStyle w:val="TableParagraph"/>
-              <w:rPr>
-                <w:rFonts w:ascii="Arial"/>
-                <w:b/>
-                <w:sz w:val="24"/>
-              </w:rPr>
-            </w:pPr>
           </w:p>
           <w:p>
             <w:pPr>
@@ -18897,17 +18897,17 @@
             <w:shd w:val="clear" w:color="auto" w:fill="D9D9D9"/>
           </w:tcPr>
           <w:p>
+            <w:pPr>
+              <w:pStyle w:val="TableParagraph"/>
+              <w:rPr>
+                <w:rFonts w:ascii="Arial"/>
+                <w:b/>
+                <w:sz w:val="24"/>
+              </w:rPr>
+            </w:pPr>
             <w:r>
               <w:t xml:space="preserve">{{c_6}} </w:t>
             </w:r>
-            <w:pPr>
-              <w:pStyle w:val="TableParagraph"/>
-              <w:rPr>
-                <w:rFonts w:ascii="Arial"/>
-                <w:b/>
-                <w:sz w:val="24"/>
-              </w:rPr>
-            </w:pPr>
           </w:p>
           <w:p>
             <w:pPr>
@@ -19022,17 +19022,17 @@
             <w:shd w:val="clear" w:color="auto" w:fill="D9D9D9"/>
           </w:tcPr>
           <w:p>
+            <w:pPr>
+              <w:pStyle w:val="TableParagraph"/>
+              <w:rPr>
+                <w:rFonts w:ascii="Arial"/>
+                <w:b/>
+                <w:sz w:val="24"/>
+              </w:rPr>
+            </w:pPr>
             <w:r>
               <w:t xml:space="preserve">{{n_6}} </w:t>
             </w:r>
-            <w:pPr>
-              <w:pStyle w:val="TableParagraph"/>
-              <w:rPr>
-                <w:rFonts w:ascii="Arial"/>
-                <w:b/>
-                <w:sz w:val="24"/>
-              </w:rPr>
-            </w:pPr>
           </w:p>
           <w:p>
             <w:pPr>
@@ -20581,17 +20581,17 @@
             <w:shd w:val="clear" w:color="auto" w:fill="D9D9D9"/>
           </w:tcPr>
           <w:p>
+            <w:pPr>
+              <w:pStyle w:val="TableParagraph"/>
+              <w:rPr>
+                <w:rFonts w:ascii="Arial"/>
+                <w:b/>
+                <w:sz w:val="24"/>
+              </w:rPr>
+            </w:pPr>
             <w:r>
               <w:t xml:space="preserve">{{c_7}} </w:t>
             </w:r>
-            <w:pPr>
-              <w:pStyle w:val="TableParagraph"/>
-              <w:rPr>
-                <w:rFonts w:ascii="Arial"/>
-                <w:b/>
-                <w:sz w:val="24"/>
-              </w:rPr>
-            </w:pPr>
           </w:p>
           <w:p>
             <w:pPr>
@@ -20706,17 +20706,17 @@
             <w:shd w:val="clear" w:color="auto" w:fill="D9D9D9"/>
           </w:tcPr>
           <w:p>
+            <w:pPr>
+              <w:pStyle w:val="TableParagraph"/>
+              <w:rPr>
+                <w:rFonts w:ascii="Arial"/>
+                <w:b/>
+                <w:sz w:val="24"/>
+              </w:rPr>
+            </w:pPr>
             <w:r>
               <w:t xml:space="preserve">{{n_7}} </w:t>
             </w:r>
-            <w:pPr>
-              <w:pStyle w:val="TableParagraph"/>
-              <w:rPr>
-                <w:rFonts w:ascii="Arial"/>
-                <w:b/>
-                <w:sz w:val="24"/>
-              </w:rPr>
-            </w:pPr>
           </w:p>
           <w:p>
             <w:pPr>
@@ -22331,17 +22331,17 @@
             <w:shd w:val="clear" w:color="auto" w:fill="F1F1F1"/>
           </w:tcPr>
           <w:p>
+            <w:pPr>
+              <w:pStyle w:val="TableParagraph"/>
+              <w:rPr>
+                <w:rFonts w:ascii="Arial"/>
+                <w:b/>
+                <w:sz w:val="24"/>
+              </w:rPr>
+            </w:pPr>
             <w:r>
               <w:t xml:space="preserve">{{c_8}} </w:t>
             </w:r>
-            <w:pPr>
-              <w:pStyle w:val="TableParagraph"/>
-              <w:rPr>
-                <w:rFonts w:ascii="Arial"/>
-                <w:b/>
-                <w:sz w:val="24"/>
-              </w:rPr>
-            </w:pPr>
           </w:p>
           <w:p>
             <w:pPr>
@@ -22456,17 +22456,17 @@
             <w:shd w:val="clear" w:color="auto" w:fill="F1F1F1"/>
           </w:tcPr>
           <w:p>
+            <w:pPr>
+              <w:pStyle w:val="TableParagraph"/>
+              <w:rPr>
+                <w:rFonts w:ascii="Arial"/>
+                <w:b/>
+                <w:sz w:val="24"/>
+              </w:rPr>
+            </w:pPr>
             <w:r>
               <w:t xml:space="preserve">{{n_8}} </w:t>
             </w:r>
-            <w:pPr>
-              <w:pStyle w:val="TableParagraph"/>
-              <w:rPr>
-                <w:rFonts w:ascii="Arial"/>
-                <w:b/>
-                <w:sz w:val="24"/>
-              </w:rPr>
-            </w:pPr>
           </w:p>
           <w:p>
             <w:pPr>
@@ -23743,17 +23743,17 @@
             <w:shd w:val="clear" w:color="auto" w:fill="F1F1F1"/>
           </w:tcPr>
           <w:p>
+            <w:pPr>
+              <w:pStyle w:val="TableParagraph"/>
+              <w:rPr>
+                <w:rFonts w:ascii="Arial"/>
+                <w:b/>
+                <w:sz w:val="24"/>
+              </w:rPr>
+            </w:pPr>
             <w:r>
               <w:t xml:space="preserve">{{c_9}} </w:t>
             </w:r>
-            <w:pPr>
-              <w:pStyle w:val="TableParagraph"/>
-              <w:rPr>
-                <w:rFonts w:ascii="Arial"/>
-                <w:b/>
-                <w:sz w:val="24"/>
-              </w:rPr>
-            </w:pPr>
           </w:p>
           <w:p>
             <w:pPr>
@@ -23868,17 +23868,17 @@
             <w:shd w:val="clear" w:color="auto" w:fill="F1F1F1"/>
           </w:tcPr>
           <w:p>
+            <w:pPr>
+              <w:pStyle w:val="TableParagraph"/>
+              <w:rPr>
+                <w:rFonts w:ascii="Arial"/>
+                <w:b/>
+                <w:sz w:val="24"/>
+              </w:rPr>
+            </w:pPr>
             <w:r>
               <w:t xml:space="preserve">{{n_9}} </w:t>
             </w:r>
-            <w:pPr>
-              <w:pStyle w:val="TableParagraph"/>
-              <w:rPr>
-                <w:rFonts w:ascii="Arial"/>
-                <w:b/>
-                <w:sz w:val="24"/>
-              </w:rPr>
-            </w:pPr>
           </w:p>
           <w:p>
             <w:pPr>
@@ -25726,17 +25726,17 @@
             <w:shd w:val="clear" w:color="auto" w:fill="F1F1F1"/>
           </w:tcPr>
           <w:p>
+            <w:pPr>
+              <w:pStyle w:val="TableParagraph"/>
+              <w:rPr>
+                <w:rFonts w:ascii="Arial"/>
+                <w:b/>
+                <w:sz w:val="24"/>
+              </w:rPr>
+            </w:pPr>
             <w:r>
               <w:t xml:space="preserve">{{c_10}} </w:t>
             </w:r>
-            <w:pPr>
-              <w:pStyle w:val="TableParagraph"/>
-              <w:rPr>
-                <w:rFonts w:ascii="Arial"/>
-                <w:b/>
-                <w:sz w:val="24"/>
-              </w:rPr>
-            </w:pPr>
           </w:p>
           <w:p>
             <w:pPr>
@@ -25832,17 +25832,17 @@
             <w:shd w:val="clear" w:color="auto" w:fill="F1F1F1"/>
           </w:tcPr>
           <w:p>
+            <w:pPr>
+              <w:pStyle w:val="TableParagraph"/>
+              <w:rPr>
+                <w:rFonts w:ascii="Arial"/>
+                <w:b/>
+                <w:sz w:val="24"/>
+              </w:rPr>
+            </w:pPr>
             <w:r>
               <w:t xml:space="preserve">{{n_10}} </w:t>
             </w:r>
-            <w:pPr>
-              <w:pStyle w:val="TableParagraph"/>
-              <w:rPr>
-                <w:rFonts w:ascii="Arial"/>
-                <w:b/>
-                <w:sz w:val="24"/>
-              </w:rPr>
-            </w:pPr>
           </w:p>
           <w:p>
             <w:pPr>
@@ -27894,16 +27894,16 @@
             <w:shd w:val="clear" w:color="auto" w:fill="F1F1F1"/>
           </w:tcPr>
           <w:p>
+            <w:pPr>
+              <w:pStyle w:val="TableParagraph"/>
+              <w:rPr>
+                <w:b/>
+                <w:sz w:val="24"/>
+              </w:rPr>
+            </w:pPr>
             <w:r>
               <w:t xml:space="preserve">{{c_11}} </w:t>
             </w:r>
-            <w:pPr>
-              <w:pStyle w:val="TableParagraph"/>
-              <w:rPr>
-                <w:b/>
-                <w:sz w:val="24"/>
-              </w:rPr>
-            </w:pPr>
           </w:p>
           <w:p>
             <w:pPr>
@@ -28000,16 +28000,16 @@
             <w:shd w:val="clear" w:color="auto" w:fill="F1F1F1"/>
           </w:tcPr>
           <w:p>
+            <w:pPr>
+              <w:pStyle w:val="TableParagraph"/>
+              <w:rPr>
+                <w:b/>
+                <w:sz w:val="24"/>
+              </w:rPr>
+            </w:pPr>
             <w:r>
               <w:t xml:space="preserve">{{n_11}} </w:t>
             </w:r>
-            <w:pPr>
-              <w:pStyle w:val="TableParagraph"/>
-              <w:rPr>
-                <w:b/>
-                <w:sz w:val="24"/>
-              </w:rPr>
-            </w:pPr>
           </w:p>
           <w:p>
             <w:pPr>
@@ -29999,16 +29999,16 @@
             <w:shd w:val="clear" w:color="auto" w:fill="F1F1F1"/>
           </w:tcPr>
           <w:p>
+            <w:pPr>
+              <w:pStyle w:val="TableParagraph"/>
+              <w:rPr>
+                <w:b/>
+                <w:sz w:val="24"/>
+              </w:rPr>
+            </w:pPr>
             <w:r>
               <w:t xml:space="preserve">{{c_12}} </w:t>
             </w:r>
-            <w:pPr>
-              <w:pStyle w:val="TableParagraph"/>
-              <w:rPr>
-                <w:b/>
-                <w:sz w:val="24"/>
-              </w:rPr>
-            </w:pPr>
           </w:p>
           <w:p>
             <w:pPr>
@@ -30114,16 +30114,16 @@
             <w:shd w:val="clear" w:color="auto" w:fill="F1F1F1"/>
           </w:tcPr>
           <w:p>
+            <w:pPr>
+              <w:pStyle w:val="TableParagraph"/>
+              <w:rPr>
+                <w:b/>
+                <w:sz w:val="24"/>
+              </w:rPr>
+            </w:pPr>
             <w:r>
               <w:t xml:space="preserve">{{n_12}} </w:t>
             </w:r>
-            <w:pPr>
-              <w:pStyle w:val="TableParagraph"/>
-              <w:rPr>
-                <w:b/>
-                <w:sz w:val="24"/>
-              </w:rPr>
-            </w:pPr>
           </w:p>
           <w:p>
             <w:pPr>
@@ -32610,16 +32610,16 @@
             <w:shd w:val="clear" w:color="auto" w:fill="F1F1F1"/>
           </w:tcPr>
           <w:p>
+            <w:pPr>
+              <w:pStyle w:val="TableParagraph"/>
+              <w:rPr>
+                <w:b/>
+                <w:sz w:val="24"/>
+              </w:rPr>
+            </w:pPr>
             <w:r>
               <w:t xml:space="preserve">{{c_13}} </w:t>
             </w:r>
-            <w:pPr>
-              <w:pStyle w:val="TableParagraph"/>
-              <w:rPr>
-                <w:b/>
-                <w:sz w:val="24"/>
-              </w:rPr>
-            </w:pPr>
           </w:p>
           <w:p>
             <w:pPr>
@@ -32724,16 +32724,16 @@
             <w:shd w:val="clear" w:color="auto" w:fill="F1F1F1"/>
           </w:tcPr>
           <w:p>
+            <w:pPr>
+              <w:pStyle w:val="TableParagraph"/>
+              <w:rPr>
+                <w:b/>
+                <w:sz w:val="24"/>
+              </w:rPr>
+            </w:pPr>
             <w:r>
               <w:t xml:space="preserve">{{n_13}} </w:t>
             </w:r>
-            <w:pPr>
-              <w:pStyle w:val="TableParagraph"/>
-              <w:rPr>
-                <w:b/>
-                <w:sz w:val="24"/>
-              </w:rPr>
-            </w:pPr>
           </w:p>
           <w:p>
             <w:pPr>
@@ -35742,16 +35742,16 @@
             <w:shd w:val="clear" w:color="auto" w:fill="F1F1F1"/>
           </w:tcPr>
           <w:p>
+            <w:pPr>
+              <w:pStyle w:val="TableParagraph"/>
+              <w:rPr>
+                <w:b/>
+                <w:sz w:val="24"/>
+              </w:rPr>
+            </w:pPr>
             <w:r>
               <w:t xml:space="preserve">{{c_14}} </w:t>
             </w:r>
-            <w:pPr>
-              <w:pStyle w:val="TableParagraph"/>
-              <w:rPr>
-                <w:b/>
-                <w:sz w:val="24"/>
-              </w:rPr>
-            </w:pPr>
           </w:p>
           <w:p>
             <w:pPr>
@@ -35856,16 +35856,16 @@
             <w:shd w:val="clear" w:color="auto" w:fill="F1F1F1"/>
           </w:tcPr>
           <w:p>
+            <w:pPr>
+              <w:pStyle w:val="TableParagraph"/>
+              <w:rPr>
+                <w:b/>
+                <w:sz w:val="24"/>
+              </w:rPr>
+            </w:pPr>
             <w:r>
               <w:t xml:space="preserve">{{n_14}} </w:t>
             </w:r>
-            <w:pPr>
-              <w:pStyle w:val="TableParagraph"/>
-              <w:rPr>
-                <w:b/>
-                <w:sz w:val="24"/>
-              </w:rPr>
-            </w:pPr>
           </w:p>
           <w:p>
             <w:pPr>
@@ -38890,16 +38890,16 @@
             <w:shd w:val="clear" w:color="auto" w:fill="F1F1F1"/>
           </w:tcPr>
           <w:p>
+            <w:pPr>
+              <w:pStyle w:val="TableParagraph"/>
+              <w:rPr>
+                <w:b/>
+                <w:sz w:val="24"/>
+              </w:rPr>
+            </w:pPr>
             <w:r>
               <w:t xml:space="preserve">{{c_15}} </w:t>
             </w:r>
-            <w:pPr>
-              <w:pStyle w:val="TableParagraph"/>
-              <w:rPr>
-                <w:b/>
-                <w:sz w:val="24"/>
-              </w:rPr>
-            </w:pPr>
           </w:p>
           <w:p>
             <w:pPr>
@@ -39004,16 +39004,16 @@
             <w:shd w:val="clear" w:color="auto" w:fill="F1F1F1"/>
           </w:tcPr>
           <w:p>
+            <w:pPr>
+              <w:pStyle w:val="TableParagraph"/>
+              <w:rPr>
+                <w:b/>
+                <w:sz w:val="24"/>
+              </w:rPr>
+            </w:pPr>
             <w:r>
               <w:t xml:space="preserve">{{n_15}} </w:t>
             </w:r>
-            <w:pPr>
-              <w:pStyle w:val="TableParagraph"/>
-              <w:rPr>
-                <w:b/>
-                <w:sz w:val="24"/>
-              </w:rPr>
-            </w:pPr>
           </w:p>
           <w:p>
             <w:pPr>
@@ -41001,16 +41001,16 @@
             <w:shd w:val="clear" w:color="auto" w:fill="F1F1F1"/>
           </w:tcPr>
           <w:p>
+            <w:pPr>
+              <w:pStyle w:val="TableParagraph"/>
+              <w:rPr>
+                <w:b/>
+                <w:sz w:val="24"/>
+              </w:rPr>
+            </w:pPr>
             <w:r>
               <w:t xml:space="preserve">{{c_16}} </w:t>
             </w:r>
-            <w:pPr>
-              <w:pStyle w:val="TableParagraph"/>
-              <w:rPr>
-                <w:b/>
-                <w:sz w:val="24"/>
-              </w:rPr>
-            </w:pPr>
           </w:p>
           <w:p>
             <w:pPr>
@@ -41115,16 +41115,16 @@
             <w:shd w:val="clear" w:color="auto" w:fill="F1F1F1"/>
           </w:tcPr>
           <w:p>
+            <w:pPr>
+              <w:pStyle w:val="TableParagraph"/>
+              <w:rPr>
+                <w:b/>
+                <w:sz w:val="24"/>
+              </w:rPr>
+            </w:pPr>
             <w:r>
               <w:t xml:space="preserve">{{n_16}} </w:t>
             </w:r>
-            <w:pPr>
-              <w:pStyle w:val="TableParagraph"/>
-              <w:rPr>
-                <w:b/>
-                <w:sz w:val="24"/>
-              </w:rPr>
-            </w:pPr>
           </w:p>
           <w:p>
             <w:pPr>
@@ -44388,16 +44388,16 @@
             <w:shd w:val="clear" w:color="auto" w:fill="F1F1F1"/>
           </w:tcPr>
           <w:p>
+            <w:pPr>
+              <w:pStyle w:val="TableParagraph"/>
+              <w:rPr>
+                <w:b/>
+                <w:sz w:val="24"/>
+              </w:rPr>
+            </w:pPr>
             <w:r>
               <w:t xml:space="preserve">{{c_17}} </w:t>
             </w:r>
-            <w:pPr>
-              <w:pStyle w:val="TableParagraph"/>
-              <w:rPr>
-                <w:b/>
-                <w:sz w:val="24"/>
-              </w:rPr>
-            </w:pPr>
           </w:p>
           <w:p>
             <w:pPr>
@@ -44502,16 +44502,16 @@
             <w:shd w:val="clear" w:color="auto" w:fill="F1F1F1"/>
           </w:tcPr>
           <w:p>
+            <w:pPr>
+              <w:pStyle w:val="TableParagraph"/>
+              <w:rPr>
+                <w:b/>
+                <w:sz w:val="24"/>
+              </w:rPr>
+            </w:pPr>
             <w:r>
               <w:t xml:space="preserve">{{n_17}} </w:t>
             </w:r>
-            <w:pPr>
-              <w:pStyle w:val="TableParagraph"/>
-              <w:rPr>
-                <w:b/>
-                <w:sz w:val="24"/>
-              </w:rPr>
-            </w:pPr>
           </w:p>
           <w:p>
             <w:pPr>
@@ -47149,16 +47149,16 @@
             <w:shd w:val="clear" w:color="auto" w:fill="F1F1F1"/>
           </w:tcPr>
           <w:p>
+            <w:pPr>
+              <w:pStyle w:val="TableParagraph"/>
+              <w:rPr>
+                <w:b/>
+                <w:sz w:val="24"/>
+              </w:rPr>
+            </w:pPr>
             <w:r>
               <w:t xml:space="preserve">{{c_18}} </w:t>
             </w:r>
-            <w:pPr>
-              <w:pStyle w:val="TableParagraph"/>
-              <w:rPr>
-                <w:b/>
-                <w:sz w:val="24"/>
-              </w:rPr>
-            </w:pPr>
           </w:p>
           <w:p>
             <w:pPr>
@@ -47263,16 +47263,16 @@
             <w:shd w:val="clear" w:color="auto" w:fill="F1F1F1"/>
           </w:tcPr>
           <w:p>
+            <w:pPr>
+              <w:pStyle w:val="TableParagraph"/>
+              <w:rPr>
+                <w:b/>
+                <w:sz w:val="24"/>
+              </w:rPr>
+            </w:pPr>
             <w:r>
               <w:t xml:space="preserve">{{n_18}} </w:t>
             </w:r>
-            <w:pPr>
-              <w:pStyle w:val="TableParagraph"/>
-              <w:rPr>
-                <w:b/>
-                <w:sz w:val="24"/>
-              </w:rPr>
-            </w:pPr>
           </w:p>
           <w:p>
             <w:pPr>

--- a/CSHSE/server/src/assets/reader-report-templates/masters.docx
+++ b/CSHSE/server/src/assets/reader-report-templates/masters.docx
@@ -1094,6 +1094,12 @@
               </w:rPr>
               <w:t xml:space="preserve"> Yes/No</w:t>
             </w:r>
+            <w:r>
+              <w:rPr>
+                <w:sz w:val="22"/>
+              </w:rPr>
+              <w:t xml:space="preserve">  {{cert_included}}</w:t>
+            </w:r>
           </w:p>
         </w:tc>
       </w:tr>
@@ -2245,6 +2251,12 @@
             <w:pPr>
               <w:pStyle w:val="TableParagraph"/>
             </w:pPr>
+            <w:r>
+              <w:rPr>
+                <w:sz w:val="22"/>
+              </w:rPr>
+              <w:t>{{c_introduction_a}}</w:t>
+            </w:r>
           </w:p>
         </w:tc>
         <w:tc>
@@ -2265,6 +2277,12 @@
             <w:pPr>
               <w:pStyle w:val="TableParagraph"/>
             </w:pPr>
+            <w:r>
+              <w:rPr>
+                <w:sz w:val="22"/>
+              </w:rPr>
+              <w:t>{{n_introduction_a}}</w:t>
+            </w:r>
           </w:p>
         </w:tc>
         <w:tc>
@@ -2276,6 +2294,12 @@
             <w:pPr>
               <w:pStyle w:val="TableParagraph"/>
             </w:pPr>
+            <w:r>
+              <w:rPr>
+                <w:sz w:val="16"/>
+              </w:rPr>
+              <w:t>{{cm_introduction_a}}</w:t>
+            </w:r>
           </w:p>
         </w:tc>
       </w:tr>
@@ -2353,6 +2377,12 @@
             <w:pPr>
               <w:pStyle w:val="TableParagraph"/>
             </w:pPr>
+            <w:r>
+              <w:rPr>
+                <w:sz w:val="22"/>
+              </w:rPr>
+              <w:t>{{c_introduction_b}}</w:t>
+            </w:r>
           </w:p>
         </w:tc>
         <w:tc>
@@ -2373,6 +2403,12 @@
             <w:pPr>
               <w:pStyle w:val="TableParagraph"/>
             </w:pPr>
+            <w:r>
+              <w:rPr>
+                <w:sz w:val="22"/>
+              </w:rPr>
+              <w:t>{{n_introduction_b}}</w:t>
+            </w:r>
           </w:p>
         </w:tc>
         <w:tc>
@@ -2384,6 +2420,12 @@
             <w:pPr>
               <w:pStyle w:val="TableParagraph"/>
             </w:pPr>
+            <w:r>
+              <w:rPr>
+                <w:sz w:val="16"/>
+              </w:rPr>
+              <w:t>{{cm_introduction_b}}</w:t>
+            </w:r>
           </w:p>
         </w:tc>
       </w:tr>
@@ -2478,6 +2520,12 @@
             <w:pPr>
               <w:pStyle w:val="TableParagraph"/>
             </w:pPr>
+            <w:r>
+              <w:rPr>
+                <w:sz w:val="22"/>
+              </w:rPr>
+              <w:t>{{c_introduction_b}}</w:t>
+            </w:r>
           </w:p>
         </w:tc>
         <w:tc>
@@ -2498,6 +2546,12 @@
             <w:pPr>
               <w:pStyle w:val="TableParagraph"/>
             </w:pPr>
+            <w:r>
+              <w:rPr>
+                <w:sz w:val="22"/>
+              </w:rPr>
+              <w:t>{{n_introduction_b}}</w:t>
+            </w:r>
           </w:p>
         </w:tc>
         <w:tc>
@@ -2890,6 +2944,12 @@
                 <w:sz w:val="20"/>
               </w:rPr>
             </w:pPr>
+            <w:r>
+              <w:rPr>
+                <w:sz w:val="22"/>
+              </w:rPr>
+              <w:t>{{c_introduction_c}}</w:t>
+            </w:r>
           </w:p>
         </w:tc>
         <w:tc>
@@ -2916,6 +2976,12 @@
                 <w:sz w:val="20"/>
               </w:rPr>
             </w:pPr>
+            <w:r>
+              <w:rPr>
+                <w:sz w:val="22"/>
+              </w:rPr>
+              <w:t>{{n_introduction_c}}</w:t>
+            </w:r>
           </w:p>
         </w:tc>
         <w:tc>
@@ -2929,6 +2995,12 @@
                 <w:sz w:val="20"/>
               </w:rPr>
             </w:pPr>
+            <w:r>
+              <w:rPr>
+                <w:sz w:val="16"/>
+              </w:rPr>
+              <w:t>{{cm_introduction_c}}</w:t>
+            </w:r>
           </w:p>
         </w:tc>
       </w:tr>
@@ -3060,6 +3132,12 @@
                 <w:sz w:val="20"/>
               </w:rPr>
             </w:pPr>
+            <w:r>
+              <w:rPr>
+                <w:sz w:val="22"/>
+              </w:rPr>
+              <w:t>{{c_introduction_d}}</w:t>
+            </w:r>
           </w:p>
         </w:tc>
         <w:tc>
@@ -3086,6 +3164,12 @@
                 <w:sz w:val="20"/>
               </w:rPr>
             </w:pPr>
+            <w:r>
+              <w:rPr>
+                <w:sz w:val="22"/>
+              </w:rPr>
+              <w:t>{{n_introduction_d}}</w:t>
+            </w:r>
           </w:p>
         </w:tc>
         <w:tc>
@@ -3099,6 +3183,12 @@
                 <w:sz w:val="20"/>
               </w:rPr>
             </w:pPr>
+            <w:r>
+              <w:rPr>
+                <w:sz w:val="16"/>
+              </w:rPr>
+              <w:t>{{cm_introduction_d}}</w:t>
+            </w:r>
           </w:p>
         </w:tc>
       </w:tr>
@@ -3214,6 +3304,12 @@
                 <w:sz w:val="20"/>
               </w:rPr>
             </w:pPr>
+            <w:r>
+              <w:rPr>
+                <w:sz w:val="22"/>
+              </w:rPr>
+              <w:t>{{c_introduction_d}}</w:t>
+            </w:r>
           </w:p>
         </w:tc>
         <w:tc>
@@ -3240,6 +3336,12 @@
                 <w:sz w:val="20"/>
               </w:rPr>
             </w:pPr>
+            <w:r>
+              <w:rPr>
+                <w:sz w:val="22"/>
+              </w:rPr>
+              <w:t>{{n_introduction_d}}</w:t>
+            </w:r>
           </w:p>
         </w:tc>
         <w:tc>
@@ -3352,6 +3454,12 @@
                 <w:sz w:val="20"/>
               </w:rPr>
             </w:pPr>
+            <w:r>
+              <w:rPr>
+                <w:sz w:val="22"/>
+              </w:rPr>
+              <w:t>{{c_introduction_e}}</w:t>
+            </w:r>
           </w:p>
         </w:tc>
         <w:tc>
@@ -3378,6 +3486,12 @@
                 <w:sz w:val="20"/>
               </w:rPr>
             </w:pPr>
+            <w:r>
+              <w:rPr>
+                <w:sz w:val="22"/>
+              </w:rPr>
+              <w:t>{{n_introduction_e}}</w:t>
+            </w:r>
           </w:p>
         </w:tc>
         <w:tc>
@@ -3391,6 +3505,12 @@
                 <w:sz w:val="20"/>
               </w:rPr>
             </w:pPr>
+            <w:r>
+              <w:rPr>
+                <w:sz w:val="16"/>
+              </w:rPr>
+              <w:t>{{cm_introduction_e}}</w:t>
+            </w:r>
           </w:p>
         </w:tc>
       </w:tr>
@@ -3506,6 +3626,12 @@
                 <w:sz w:val="20"/>
               </w:rPr>
             </w:pPr>
+            <w:r>
+              <w:rPr>
+                <w:sz w:val="22"/>
+              </w:rPr>
+              <w:t>{{c_introduction_f}}</w:t>
+            </w:r>
           </w:p>
         </w:tc>
         <w:tc>
@@ -3532,6 +3658,12 @@
                 <w:sz w:val="20"/>
               </w:rPr>
             </w:pPr>
+            <w:r>
+              <w:rPr>
+                <w:sz w:val="22"/>
+              </w:rPr>
+              <w:t>{{n_introduction_f}}</w:t>
+            </w:r>
           </w:p>
         </w:tc>
         <w:tc>
@@ -3545,6 +3677,12 @@
                 <w:sz w:val="20"/>
               </w:rPr>
             </w:pPr>
+            <w:r>
+              <w:rPr>
+                <w:sz w:val="16"/>
+              </w:rPr>
+              <w:t>{{cm_introduction_f}}</w:t>
+            </w:r>
           </w:p>
         </w:tc>
       </w:tr>
@@ -3750,6 +3888,12 @@
                 <w:sz w:val="20"/>
               </w:rPr>
             </w:pPr>
+            <w:r>
+              <w:rPr>
+                <w:sz w:val="22"/>
+              </w:rPr>
+              <w:t>{{c_introduction_g}}</w:t>
+            </w:r>
           </w:p>
         </w:tc>
         <w:tc>
@@ -3776,6 +3920,12 @@
                 <w:sz w:val="20"/>
               </w:rPr>
             </w:pPr>
+            <w:r>
+              <w:rPr>
+                <w:sz w:val="22"/>
+              </w:rPr>
+              <w:t>{{n_introduction_g}}</w:t>
+            </w:r>
           </w:p>
         </w:tc>
         <w:tc>
@@ -3789,6 +3939,12 @@
                 <w:sz w:val="20"/>
               </w:rPr>
             </w:pPr>
+            <w:r>
+              <w:rPr>
+                <w:sz w:val="16"/>
+              </w:rPr>
+              <w:t>{{cm_introduction_g}}</w:t>
+            </w:r>
           </w:p>
         </w:tc>
       </w:tr>
@@ -3919,6 +4075,12 @@
                 <w:sz w:val="20"/>
               </w:rPr>
             </w:pPr>
+            <w:r>
+              <w:rPr>
+                <w:sz w:val="22"/>
+              </w:rPr>
+              <w:t>{{c_introduction_h}}</w:t>
+            </w:r>
           </w:p>
         </w:tc>
         <w:tc>
@@ -3945,6 +4107,12 @@
                 <w:sz w:val="20"/>
               </w:rPr>
             </w:pPr>
+            <w:r>
+              <w:rPr>
+                <w:sz w:val="22"/>
+              </w:rPr>
+              <w:t>{{n_introduction_h}}</w:t>
+            </w:r>
           </w:p>
         </w:tc>
         <w:tc>
@@ -3958,6 +4126,12 @@
                 <w:sz w:val="20"/>
               </w:rPr>
             </w:pPr>
+            <w:r>
+              <w:rPr>
+                <w:sz w:val="16"/>
+              </w:rPr>
+              <w:t>{{cm_introduction_h}}</w:t>
+            </w:r>
           </w:p>
         </w:tc>
       </w:tr>
@@ -4070,6 +4244,12 @@
                 <w:sz w:val="20"/>
               </w:rPr>
             </w:pPr>
+            <w:r>
+              <w:rPr>
+                <w:sz w:val="22"/>
+              </w:rPr>
+              <w:t>{{c_introduction_i}}</w:t>
+            </w:r>
           </w:p>
         </w:tc>
         <w:tc>
@@ -4096,6 +4276,12 @@
                 <w:sz w:val="20"/>
               </w:rPr>
             </w:pPr>
+            <w:r>
+              <w:rPr>
+                <w:sz w:val="22"/>
+              </w:rPr>
+              <w:t>{{n_introduction_i}}</w:t>
+            </w:r>
           </w:p>
         </w:tc>
         <w:tc>
@@ -4109,6 +4295,12 @@
                 <w:sz w:val="20"/>
               </w:rPr>
             </w:pPr>
+            <w:r>
+              <w:rPr>
+                <w:sz w:val="16"/>
+              </w:rPr>
+              <w:t>{{cm_introduction_i}}</w:t>
+            </w:r>
           </w:p>
         </w:tc>
       </w:tr>
@@ -4221,6 +4413,12 @@
                 <w:sz w:val="20"/>
               </w:rPr>
             </w:pPr>
+            <w:r>
+              <w:rPr>
+                <w:sz w:val="22"/>
+              </w:rPr>
+              <w:t>{{c_introduction_j}}</w:t>
+            </w:r>
           </w:p>
         </w:tc>
         <w:tc>
@@ -4247,6 +4445,12 @@
                 <w:sz w:val="20"/>
               </w:rPr>
             </w:pPr>
+            <w:r>
+              <w:rPr>
+                <w:sz w:val="22"/>
+              </w:rPr>
+              <w:t>{{n_introduction_j}}</w:t>
+            </w:r>
           </w:p>
         </w:tc>
         <w:tc>
@@ -4260,6 +4464,12 @@
                 <w:sz w:val="20"/>
               </w:rPr>
             </w:pPr>
+            <w:r>
+              <w:rPr>
+                <w:sz w:val="16"/>
+              </w:rPr>
+              <w:t>{{cm_introduction_j}}</w:t>
+            </w:r>
           </w:p>
         </w:tc>
       </w:tr>
@@ -4514,6 +4724,12 @@
                 <w:sz w:val="20"/>
               </w:rPr>
             </w:pPr>
+            <w:r>
+              <w:rPr>
+                <w:sz w:val="22"/>
+              </w:rPr>
+              <w:t>{{c_introduction_k}}</w:t>
+            </w:r>
           </w:p>
         </w:tc>
         <w:tc>
@@ -4540,6 +4756,12 @@
                 <w:sz w:val="20"/>
               </w:rPr>
             </w:pPr>
+            <w:r>
+              <w:rPr>
+                <w:sz w:val="22"/>
+              </w:rPr>
+              <w:t>{{n_introduction_k}}</w:t>
+            </w:r>
           </w:p>
         </w:tc>
         <w:tc>
@@ -4553,6 +4775,12 @@
                 <w:sz w:val="20"/>
               </w:rPr>
             </w:pPr>
+            <w:r>
+              <w:rPr>
+                <w:sz w:val="16"/>
+              </w:rPr>
+              <w:t>{{cm_introduction_k}}</w:t>
+            </w:r>
           </w:p>
         </w:tc>
       </w:tr>
@@ -4657,6 +4885,12 @@
                 <w:sz w:val="20"/>
               </w:rPr>
             </w:pPr>
+            <w:r>
+              <w:rPr>
+                <w:sz w:val="22"/>
+              </w:rPr>
+              <w:t>{{c_introduction_l}}</w:t>
+            </w:r>
           </w:p>
         </w:tc>
         <w:tc>
@@ -4683,6 +4917,12 @@
                 <w:sz w:val="20"/>
               </w:rPr>
             </w:pPr>
+            <w:r>
+              <w:rPr>
+                <w:sz w:val="22"/>
+              </w:rPr>
+              <w:t>{{n_introduction_l}}</w:t>
+            </w:r>
           </w:p>
         </w:tc>
         <w:tc>
@@ -4696,6 +4936,12 @@
                 <w:sz w:val="20"/>
               </w:rPr>
             </w:pPr>
+            <w:r>
+              <w:rPr>
+                <w:sz w:val="16"/>
+              </w:rPr>
+              <w:t>{{cm_introduction_l}}</w:t>
+            </w:r>
           </w:p>
         </w:tc>
       </w:tr>
@@ -4767,6 +5013,12 @@
                 <w:sz w:val="20"/>
               </w:rPr>
             </w:pPr>
+            <w:r>
+              <w:rPr>
+                <w:sz w:val="22"/>
+              </w:rPr>
+              <w:t>{{c_introduction_m}}</w:t>
+            </w:r>
           </w:p>
         </w:tc>
         <w:tc>
@@ -4793,6 +5045,12 @@
                 <w:sz w:val="20"/>
               </w:rPr>
             </w:pPr>
+            <w:r>
+              <w:rPr>
+                <w:sz w:val="22"/>
+              </w:rPr>
+              <w:t>{{n_introduction_m}}</w:t>
+            </w:r>
           </w:p>
         </w:tc>
         <w:tc>
@@ -4806,6 +5064,12 @@
                 <w:sz w:val="20"/>
               </w:rPr>
             </w:pPr>
+            <w:r>
+              <w:rPr>
+                <w:sz w:val="16"/>
+              </w:rPr>
+              <w:t>{{cm_introduction_m}}</w:t>
+            </w:r>
           </w:p>
         </w:tc>
       </w:tr>
@@ -4914,6 +5178,12 @@
                 <w:sz w:val="20"/>
               </w:rPr>
             </w:pPr>
+            <w:r>
+              <w:rPr>
+                <w:sz w:val="22"/>
+              </w:rPr>
+              <w:t>{{c_introduction_n}}</w:t>
+            </w:r>
           </w:p>
         </w:tc>
         <w:tc>
@@ -4940,6 +5210,12 @@
                 <w:sz w:val="20"/>
               </w:rPr>
             </w:pPr>
+            <w:r>
+              <w:rPr>
+                <w:sz w:val="22"/>
+              </w:rPr>
+              <w:t>{{n_introduction_n}}</w:t>
+            </w:r>
           </w:p>
         </w:tc>
         <w:tc>
@@ -4953,6 +5229,12 @@
                 <w:sz w:val="20"/>
               </w:rPr>
             </w:pPr>
+            <w:r>
+              <w:rPr>
+                <w:sz w:val="16"/>
+              </w:rPr>
+              <w:t>{{cm_introduction_n}}</w:t>
+            </w:r>
           </w:p>
         </w:tc>
       </w:tr>
@@ -5349,6 +5631,12 @@
             <w:pPr>
               <w:pStyle w:val="TableParagraph"/>
             </w:pPr>
+            <w:r>
+              <w:rPr>
+                <w:sz w:val="22"/>
+              </w:rPr>
+              <w:t>{{c_introduction_o}}</w:t>
+            </w:r>
           </w:p>
         </w:tc>
         <w:tc>
@@ -5380,6 +5668,12 @@
               </w:rPr>
               <w:t>.</w:t>
             </w:r>
+            <w:r>
+              <w:rPr>
+                <w:sz w:val="22"/>
+              </w:rPr>
+              <w:t>{{n_introduction_o}}</w:t>
+            </w:r>
           </w:p>
         </w:tc>
         <w:tc>
@@ -5390,6 +5684,12 @@
             <w:pPr>
               <w:pStyle w:val="TableParagraph"/>
             </w:pPr>
+            <w:r>
+              <w:rPr>
+                <w:sz w:val="16"/>
+              </w:rPr>
+              <w:t>{{cm_introduction_o}}</w:t>
+            </w:r>
           </w:p>
         </w:tc>
       </w:tr>
@@ -5502,6 +5802,12 @@
             <w:pPr>
               <w:pStyle w:val="TableParagraph"/>
             </w:pPr>
+            <w:r>
+              <w:rPr>
+                <w:sz w:val="22"/>
+              </w:rPr>
+              <w:t>{{c_introduction_o}}</w:t>
+            </w:r>
           </w:p>
         </w:tc>
         <w:tc>
@@ -5522,6 +5828,12 @@
             <w:pPr>
               <w:pStyle w:val="TableParagraph"/>
             </w:pPr>
+            <w:r>
+              <w:rPr>
+                <w:sz w:val="22"/>
+              </w:rPr>
+              <w:t>{{n_introduction_o}}</w:t>
+            </w:r>
           </w:p>
         </w:tc>
         <w:tc>
@@ -5608,6 +5920,12 @@
             <w:pPr>
               <w:pStyle w:val="TableParagraph"/>
             </w:pPr>
+            <w:r>
+              <w:rPr>
+                <w:sz w:val="22"/>
+              </w:rPr>
+              <w:t>{{c_introduction_p}}</w:t>
+            </w:r>
           </w:p>
         </w:tc>
         <w:tc>
@@ -5628,6 +5946,12 @@
             <w:pPr>
               <w:pStyle w:val="TableParagraph"/>
             </w:pPr>
+            <w:r>
+              <w:rPr>
+                <w:sz w:val="22"/>
+              </w:rPr>
+              <w:t>{{n_introduction_p}}</w:t>
+            </w:r>
           </w:p>
         </w:tc>
         <w:tc>
@@ -5638,6 +5962,12 @@
             <w:pPr>
               <w:pStyle w:val="TableParagraph"/>
             </w:pPr>
+            <w:r>
+              <w:rPr>
+                <w:sz w:val="16"/>
+              </w:rPr>
+              <w:t>{{cm_introduction_p}}</w:t>
+            </w:r>
           </w:p>
         </w:tc>
       </w:tr>
@@ -5732,6 +6062,12 @@
             <w:pPr>
               <w:pStyle w:val="TableParagraph"/>
             </w:pPr>
+            <w:r>
+              <w:rPr>
+                <w:sz w:val="22"/>
+              </w:rPr>
+              <w:t>{{c_introduction_q}}</w:t>
+            </w:r>
           </w:p>
         </w:tc>
         <w:tc>
@@ -5752,6 +6088,12 @@
             <w:pPr>
               <w:pStyle w:val="TableParagraph"/>
             </w:pPr>
+            <w:r>
+              <w:rPr>
+                <w:sz w:val="22"/>
+              </w:rPr>
+              <w:t>{{n_introduction_q}}</w:t>
+            </w:r>
           </w:p>
         </w:tc>
         <w:tc>
@@ -5762,6 +6104,12 @@
             <w:pPr>
               <w:pStyle w:val="TableParagraph"/>
             </w:pPr>
+            <w:r>
+              <w:rPr>
+                <w:sz w:val="16"/>
+              </w:rPr>
+              <w:t>{{cm_introduction_q}}</w:t>
+            </w:r>
           </w:p>
         </w:tc>
       </w:tr>
@@ -6018,6 +6366,12 @@
             <w:pPr>
               <w:pStyle w:val="TableParagraph"/>
             </w:pPr>
+            <w:r>
+              <w:rPr>
+                <w:sz w:val="22"/>
+              </w:rPr>
+              <w:t>{{c_introduction_r}}</w:t>
+            </w:r>
           </w:p>
         </w:tc>
         <w:tc>
@@ -6038,6 +6392,12 @@
             <w:pPr>
               <w:pStyle w:val="TableParagraph"/>
             </w:pPr>
+            <w:r>
+              <w:rPr>
+                <w:sz w:val="22"/>
+              </w:rPr>
+              <w:t>{{n_introduction_r}}</w:t>
+            </w:r>
           </w:p>
         </w:tc>
         <w:tc>
@@ -6048,6 +6408,12 @@
             <w:pPr>
               <w:pStyle w:val="TableParagraph"/>
             </w:pPr>
+            <w:r>
+              <w:rPr>
+                <w:sz w:val="16"/>
+              </w:rPr>
+              <w:t>{{cm_introduction_r}}</w:t>
+            </w:r>
           </w:p>
         </w:tc>
       </w:tr>
@@ -12414,6 +12780,12 @@
             <w:pPr>
               <w:pStyle w:val="TableParagraph"/>
             </w:pPr>
+            <w:r>
+              <w:rPr>
+                <w:sz w:val="22"/>
+              </w:rPr>
+              <w:t>{{c_3_c_p1}}</w:t>
+            </w:r>
           </w:p>
         </w:tc>
         <w:tc>
@@ -12434,6 +12806,12 @@
             <w:pPr>
               <w:pStyle w:val="TableParagraph"/>
             </w:pPr>
+            <w:r>
+              <w:rPr>
+                <w:sz w:val="22"/>
+              </w:rPr>
+              <w:t>{{n_3_c_p1}}</w:t>
+            </w:r>
           </w:p>
         </w:tc>
         <w:tc>
@@ -12595,6 +12973,12 @@
             <w:pPr>
               <w:pStyle w:val="TableParagraph"/>
             </w:pPr>
+            <w:r>
+              <w:rPr>
+                <w:sz w:val="22"/>
+              </w:rPr>
+              <w:t>{{c_3_c_p2}}</w:t>
+            </w:r>
           </w:p>
         </w:tc>
         <w:tc>
@@ -12615,6 +12999,12 @@
             <w:pPr>
               <w:pStyle w:val="TableParagraph"/>
             </w:pPr>
+            <w:r>
+              <w:rPr>
+                <w:sz w:val="22"/>
+              </w:rPr>
+              <w:t>{{n_3_c_p2}}</w:t>
+            </w:r>
           </w:p>
         </w:tc>
         <w:tc>
@@ -14322,6 +14712,12 @@
                 <w:sz w:val="20"/>
               </w:rPr>
             </w:pPr>
+            <w:r>
+              <w:rPr>
+                <w:sz w:val="22"/>
+              </w:rPr>
+              <w:t>{{c_4_a_p1}}</w:t>
+            </w:r>
           </w:p>
         </w:tc>
         <w:tc>
@@ -14348,6 +14744,12 @@
                 <w:sz w:val="20"/>
               </w:rPr>
             </w:pPr>
+            <w:r>
+              <w:rPr>
+                <w:sz w:val="22"/>
+              </w:rPr>
+              <w:t>{{n_4_a_p1}}</w:t>
+            </w:r>
           </w:p>
         </w:tc>
         <w:tc>
@@ -14429,6 +14831,12 @@
                 <w:sz w:val="20"/>
               </w:rPr>
             </w:pPr>
+            <w:r>
+              <w:rPr>
+                <w:sz w:val="22"/>
+              </w:rPr>
+              <w:t>{{c_4_a_p2}}</w:t>
+            </w:r>
           </w:p>
         </w:tc>
         <w:tc>
@@ -14455,6 +14863,12 @@
                 <w:sz w:val="20"/>
               </w:rPr>
             </w:pPr>
+            <w:r>
+              <w:rPr>
+                <w:sz w:val="22"/>
+              </w:rPr>
+              <w:t>{{n_4_a_p2}}</w:t>
+            </w:r>
           </w:p>
         </w:tc>
         <w:tc>
@@ -14565,6 +14979,12 @@
                 <w:sz w:val="20"/>
               </w:rPr>
             </w:pPr>
+            <w:r>
+              <w:rPr>
+                <w:sz w:val="22"/>
+              </w:rPr>
+              <w:t>{{c_4_a_p3}}</w:t>
+            </w:r>
           </w:p>
         </w:tc>
         <w:tc>
@@ -14591,6 +15011,12 @@
                 <w:sz w:val="20"/>
               </w:rPr>
             </w:pPr>
+            <w:r>
+              <w:rPr>
+                <w:sz w:val="22"/>
+              </w:rPr>
+              <w:t>{{n_4_a_p3}}</w:t>
+            </w:r>
           </w:p>
         </w:tc>
         <w:tc>
@@ -14799,6 +15225,12 @@
                 <w:sz w:val="20"/>
               </w:rPr>
             </w:pPr>
+            <w:r>
+              <w:rPr>
+                <w:sz w:val="22"/>
+              </w:rPr>
+              <w:t>{{c_4_b_p1}}</w:t>
+            </w:r>
           </w:p>
         </w:tc>
         <w:tc>
@@ -14825,6 +15257,12 @@
                 <w:sz w:val="20"/>
               </w:rPr>
             </w:pPr>
+            <w:r>
+              <w:rPr>
+                <w:sz w:val="22"/>
+              </w:rPr>
+              <w:t>{{n_4_b_p1}}</w:t>
+            </w:r>
           </w:p>
         </w:tc>
         <w:tc>
@@ -14924,6 +15362,12 @@
                 <w:sz w:val="20"/>
               </w:rPr>
             </w:pPr>
+            <w:r>
+              <w:rPr>
+                <w:sz w:val="22"/>
+              </w:rPr>
+              <w:t>{{c_4_b_p2}}</w:t>
+            </w:r>
           </w:p>
         </w:tc>
         <w:tc>
@@ -14950,6 +15394,12 @@
                 <w:sz w:val="20"/>
               </w:rPr>
             </w:pPr>
+            <w:r>
+              <w:rPr>
+                <w:sz w:val="22"/>
+              </w:rPr>
+              <w:t>{{n_4_b_p2}}</w:t>
+            </w:r>
           </w:p>
         </w:tc>
         <w:tc>
@@ -15075,6 +15525,12 @@
                 <w:sz w:val="20"/>
               </w:rPr>
             </w:pPr>
+            <w:r>
+              <w:rPr>
+                <w:sz w:val="22"/>
+              </w:rPr>
+              <w:t>{{c_4_b_p3}}</w:t>
+            </w:r>
           </w:p>
         </w:tc>
         <w:tc>
@@ -15101,6 +15557,12 @@
                 <w:sz w:val="20"/>
               </w:rPr>
             </w:pPr>
+            <w:r>
+              <w:rPr>
+                <w:sz w:val="22"/>
+              </w:rPr>
+              <w:t>{{n_4_b_p3}}</w:t>
+            </w:r>
           </w:p>
         </w:tc>
         <w:tc>
@@ -15239,6 +15701,12 @@
                 <w:sz w:val="20"/>
               </w:rPr>
             </w:pPr>
+            <w:r>
+              <w:rPr>
+                <w:sz w:val="22"/>
+              </w:rPr>
+              <w:t>{{c_4_b_p4}}</w:t>
+            </w:r>
           </w:p>
         </w:tc>
         <w:tc>
@@ -15265,6 +15733,12 @@
                 <w:sz w:val="20"/>
               </w:rPr>
             </w:pPr>
+            <w:r>
+              <w:rPr>
+                <w:sz w:val="22"/>
+              </w:rPr>
+              <w:t>{{n_4_b_p4}}</w:t>
+            </w:r>
           </w:p>
         </w:tc>
         <w:tc>
@@ -15800,6 +16274,12 @@
             <w:pPr>
               <w:pStyle w:val="TableParagraph"/>
             </w:pPr>
+            <w:r>
+              <w:rPr>
+                <w:sz w:val="22"/>
+              </w:rPr>
+              <w:t>{{c_4_c_p1}}</w:t>
+            </w:r>
           </w:p>
         </w:tc>
         <w:tc>
@@ -15820,6 +16300,12 @@
             <w:pPr>
               <w:pStyle w:val="TableParagraph"/>
             </w:pPr>
+            <w:r>
+              <w:rPr>
+                <w:sz w:val="22"/>
+              </w:rPr>
+              <w:t>{{n_4_c_p1}}</w:t>
+            </w:r>
           </w:p>
         </w:tc>
         <w:tc>
@@ -15974,6 +16460,12 @@
             <w:pPr>
               <w:pStyle w:val="TableParagraph"/>
             </w:pPr>
+            <w:r>
+              <w:rPr>
+                <w:sz w:val="22"/>
+              </w:rPr>
+              <w:t>{{c_4_c_p2}}</w:t>
+            </w:r>
           </w:p>
         </w:tc>
         <w:tc>
@@ -15994,6 +16486,12 @@
             <w:pPr>
               <w:pStyle w:val="TableParagraph"/>
             </w:pPr>
+            <w:r>
+              <w:rPr>
+                <w:sz w:val="22"/>
+              </w:rPr>
+              <w:t>{{n_4_c_p2}}</w:t>
+            </w:r>
           </w:p>
         </w:tc>
         <w:tc>
@@ -19480,6 +19978,12 @@
                 <w:sz w:val="20"/>
               </w:rPr>
             </w:pPr>
+            <w:r>
+              <w:rPr>
+                <w:sz w:val="22"/>
+              </w:rPr>
+              <w:t>{{c_6_a_p1}}</w:t>
+            </w:r>
           </w:p>
         </w:tc>
         <w:tc>
@@ -19506,6 +20010,12 @@
                 <w:sz w:val="20"/>
               </w:rPr>
             </w:pPr>
+            <w:r>
+              <w:rPr>
+                <w:sz w:val="22"/>
+              </w:rPr>
+              <w:t>{{n_6_a_p1}}</w:t>
+            </w:r>
           </w:p>
         </w:tc>
         <w:tc>
@@ -19633,6 +20143,12 @@
                 <w:sz w:val="20"/>
               </w:rPr>
             </w:pPr>
+            <w:r>
+              <w:rPr>
+                <w:sz w:val="22"/>
+              </w:rPr>
+              <w:t>{{c_6_a_p2}}</w:t>
+            </w:r>
           </w:p>
         </w:tc>
         <w:tc>
@@ -19659,6 +20175,12 @@
                 <w:sz w:val="20"/>
               </w:rPr>
             </w:pPr>
+            <w:r>
+              <w:rPr>
+                <w:sz w:val="22"/>
+              </w:rPr>
+              <w:t>{{n_6_a_p2}}</w:t>
+            </w:r>
           </w:p>
         </w:tc>
         <w:tc>
@@ -21203,6 +21725,12 @@
                 <w:sz w:val="20"/>
               </w:rPr>
             </w:pPr>
+            <w:r>
+              <w:rPr>
+                <w:sz w:val="22"/>
+              </w:rPr>
+              <w:t>{{c_7_b_p1}}</w:t>
+            </w:r>
           </w:p>
         </w:tc>
         <w:tc>
@@ -21229,6 +21757,12 @@
                 <w:sz w:val="20"/>
               </w:rPr>
             </w:pPr>
+            <w:r>
+              <w:rPr>
+                <w:sz w:val="22"/>
+              </w:rPr>
+              <w:t>{{n_7_b_p1}}</w:t>
+            </w:r>
           </w:p>
         </w:tc>
         <w:tc>
@@ -21348,6 +21882,12 @@
                 <w:sz w:val="20"/>
               </w:rPr>
             </w:pPr>
+            <w:r>
+              <w:rPr>
+                <w:sz w:val="22"/>
+              </w:rPr>
+              <w:t>{{c_7_b_p2}}</w:t>
+            </w:r>
           </w:p>
         </w:tc>
         <w:tc>
@@ -21374,6 +21914,12 @@
                 <w:sz w:val="20"/>
               </w:rPr>
             </w:pPr>
+            <w:r>
+              <w:rPr>
+                <w:sz w:val="22"/>
+              </w:rPr>
+              <w:t>{{n_7_b_p2}}</w:t>
+            </w:r>
           </w:p>
         </w:tc>
         <w:tc>
@@ -22776,6 +23322,12 @@
             <w:pPr>
               <w:pStyle w:val="TableParagraph"/>
             </w:pPr>
+            <w:r>
+              <w:rPr>
+                <w:sz w:val="22"/>
+              </w:rPr>
+              <w:t>{{c_8_a_p1}}</w:t>
+            </w:r>
           </w:p>
         </w:tc>
         <w:tc>
@@ -22796,6 +23348,12 @@
             <w:pPr>
               <w:pStyle w:val="TableParagraph"/>
             </w:pPr>
+            <w:r>
+              <w:rPr>
+                <w:sz w:val="22"/>
+              </w:rPr>
+              <w:t>{{n_8_a_p1}}</w:t>
+            </w:r>
           </w:p>
         </w:tc>
         <w:tc>
@@ -23025,6 +23583,12 @@
             <w:pPr>
               <w:pStyle w:val="TableParagraph"/>
             </w:pPr>
+            <w:r>
+              <w:rPr>
+                <w:sz w:val="22"/>
+              </w:rPr>
+              <w:t>{{c_8_b_p1}}</w:t>
+            </w:r>
           </w:p>
         </w:tc>
         <w:tc>
@@ -23045,6 +23609,12 @@
             <w:pPr>
               <w:pStyle w:val="TableParagraph"/>
             </w:pPr>
+            <w:r>
+              <w:rPr>
+                <w:sz w:val="22"/>
+              </w:rPr>
+              <w:t>{{n_8_b_p1}}</w:t>
+            </w:r>
           </w:p>
         </w:tc>
         <w:tc>
@@ -48694,6 +49264,12 @@
             <w:pPr>
               <w:pStyle w:val="TableParagraph"/>
             </w:pPr>
+            <w:r>
+              <w:rPr>
+                <w:sz w:val="22"/>
+              </w:rPr>
+              <w:t>{{c_18_c_p1}}</w:t>
+            </w:r>
           </w:p>
         </w:tc>
         <w:tc>
@@ -48724,6 +49300,12 @@
             <w:pPr>
               <w:pStyle w:val="TableParagraph"/>
             </w:pPr>
+            <w:r>
+              <w:rPr>
+                <w:sz w:val="22"/>
+              </w:rPr>
+              <w:t>{{n_18_c_p1}}</w:t>
+            </w:r>
           </w:p>
         </w:tc>
         <w:tc>
@@ -48962,6 +49544,12 @@
             <w:pPr>
               <w:pStyle w:val="TableParagraph"/>
             </w:pPr>
+            <w:r>
+              <w:rPr>
+                <w:sz w:val="22"/>
+              </w:rPr>
+              <w:t>{{c_18_c_p2}}</w:t>
+            </w:r>
           </w:p>
         </w:tc>
         <w:tc>
@@ -48992,6 +49580,12 @@
             <w:pPr>
               <w:pStyle w:val="TableParagraph"/>
             </w:pPr>
+            <w:r>
+              <w:rPr>
+                <w:sz w:val="22"/>
+              </w:rPr>
+              <w:t>{{n_18_c_p2}}</w:t>
+            </w:r>
           </w:p>
         </w:tc>
         <w:tc>
@@ -49202,6 +49796,12 @@
             <w:pPr>
               <w:pStyle w:val="TableParagraph"/>
             </w:pPr>
+            <w:r>
+              <w:rPr>
+                <w:sz w:val="22"/>
+              </w:rPr>
+              <w:t>{{c_18_c_p3}}</w:t>
+            </w:r>
           </w:p>
         </w:tc>
         <w:tc>
@@ -49234,6 +49834,12 @@
             <w:pPr>
               <w:pStyle w:val="TableParagraph"/>
             </w:pPr>
+            <w:r>
+              <w:rPr>
+                <w:sz w:val="22"/>
+              </w:rPr>
+              <w:t>{{n_18_c_p3}}</w:t>
+            </w:r>
           </w:p>
         </w:tc>
         <w:tc>
@@ -49438,6 +50044,12 @@
             <w:pPr>
               <w:pStyle w:val="TableParagraph"/>
             </w:pPr>
+            <w:r>
+              <w:rPr>
+                <w:sz w:val="22"/>
+              </w:rPr>
+              <w:t>{{c_18_c_p4}}</w:t>
+            </w:r>
           </w:p>
         </w:tc>
         <w:tc>
@@ -49470,6 +50082,12 @@
             <w:pPr>
               <w:pStyle w:val="TableParagraph"/>
             </w:pPr>
+            <w:r>
+              <w:rPr>
+                <w:sz w:val="22"/>
+              </w:rPr>
+              <w:t>{{n_18_c_p4}}</w:t>
+            </w:r>
           </w:p>
         </w:tc>
         <w:tc>
@@ -50002,6 +50620,12 @@
             <w:pPr>
               <w:pStyle w:val="TableParagraph"/>
             </w:pPr>
+            <w:r>
+              <w:rPr>
+                <w:sz w:val="22"/>
+              </w:rPr>
+              <w:t>{{c_18_d_p1}}</w:t>
+            </w:r>
           </w:p>
         </w:tc>
         <w:tc>
@@ -50034,6 +50658,12 @@
             <w:pPr>
               <w:pStyle w:val="TableParagraph"/>
             </w:pPr>
+            <w:r>
+              <w:rPr>
+                <w:sz w:val="22"/>
+              </w:rPr>
+              <w:t>{{n_18_d_p1}}</w:t>
+            </w:r>
           </w:p>
         </w:tc>
         <w:tc>
@@ -50250,6 +50880,12 @@
             <w:pPr>
               <w:pStyle w:val="TableParagraph"/>
             </w:pPr>
+            <w:r>
+              <w:rPr>
+                <w:sz w:val="22"/>
+              </w:rPr>
+              <w:t>{{c_18_d_p2}}</w:t>
+            </w:r>
           </w:p>
         </w:tc>
         <w:tc>
@@ -50282,6 +50918,12 @@
             <w:pPr>
               <w:pStyle w:val="TableParagraph"/>
             </w:pPr>
+            <w:r>
+              <w:rPr>
+                <w:sz w:val="22"/>
+              </w:rPr>
+              <w:t>{{n_18_d_p2}}</w:t>
+            </w:r>
           </w:p>
         </w:tc>
         <w:tc>
@@ -50506,6 +51148,12 @@
             <w:pPr>
               <w:pStyle w:val="TableParagraph"/>
             </w:pPr>
+            <w:r>
+              <w:rPr>
+                <w:sz w:val="22"/>
+              </w:rPr>
+              <w:t>{{c_18_d_p3}}</w:t>
+            </w:r>
           </w:p>
         </w:tc>
         <w:tc>
@@ -50538,6 +51186,12 @@
             <w:pPr>
               <w:pStyle w:val="TableParagraph"/>
             </w:pPr>
+            <w:r>
+              <w:rPr>
+                <w:sz w:val="22"/>
+              </w:rPr>
+              <w:t>{{n_18_d_p3}}</w:t>
+            </w:r>
           </w:p>
         </w:tc>
         <w:tc>
@@ -51085,6 +51739,12 @@
             <w:pPr>
               <w:pStyle w:val="TableParagraph"/>
             </w:pPr>
+            <w:r>
+              <w:rPr>
+                <w:sz w:val="22"/>
+              </w:rPr>
+              <w:t>{{c_18_e_p1}}</w:t>
+            </w:r>
           </w:p>
         </w:tc>
         <w:tc>
@@ -51115,6 +51775,12 @@
             <w:pPr>
               <w:pStyle w:val="TableParagraph"/>
             </w:pPr>
+            <w:r>
+              <w:rPr>
+                <w:sz w:val="22"/>
+              </w:rPr>
+              <w:t>{{n_18_e_p1}}</w:t>
+            </w:r>
           </w:p>
         </w:tc>
         <w:tc>
@@ -51306,6 +51972,12 @@
             <w:pPr>
               <w:pStyle w:val="TableParagraph"/>
             </w:pPr>
+            <w:r>
+              <w:rPr>
+                <w:sz w:val="22"/>
+              </w:rPr>
+              <w:t>{{c_18_e_p2}}</w:t>
+            </w:r>
           </w:p>
         </w:tc>
         <w:tc>
@@ -51338,6 +52010,12 @@
             <w:pPr>
               <w:pStyle w:val="TableParagraph"/>
             </w:pPr>
+            <w:r>
+              <w:rPr>
+                <w:sz w:val="22"/>
+              </w:rPr>
+              <w:t>{{n_18_e_p2}}</w:t>
+            </w:r>
           </w:p>
         </w:tc>
         <w:tc>
